--- a/Açılış cümlelerim/Açılış cümleleri.docx
+++ b/Açılış cümlelerim/Açılış cümleleri.docx
@@ -1,385 +1,469 @@
 
-<file path=word/document.xml><?xml version="1.0" encoding="utf-8"?>
-<w:document xmlns:wpc="http://schemas.microsoft.com/office/word/2010/wordprocessingCanvas" xmlns:cx="http://schemas.microsoft.com/office/drawing/2014/chartex" xmlns:cx1="http://schemas.microsoft.com/office/drawing/2015/9/8/chartex" xmlns:cx2="http://schemas.microsoft.com/office/drawing/2015/10/21/chartex" xmlns:cx3="http://schemas.microsoft.com/office/drawing/2016/5/9/chartex" xmlns:cx4="http://schemas.microsoft.com/office/drawing/2016/5/10/chartex" xmlns:cx5="http://schemas.microsoft.com/office/drawing/2016/5/11/chartex" xmlns:cx6="http://schemas.microsoft.com/office/drawing/2016/5/12/chartex" xmlns:cx7="http://schemas.microsoft.com/office/drawing/2016/5/13/chartex" xmlns:cx8="http://schemas.microsoft.com/office/drawing/2016/5/14/chartex" xmlns:mc="http://schemas.openxmlformats.org/markup-compatibility/2006" xmlns:aink="http://schemas.microsoft.com/office/drawing/2016/ink" xmlns:am3d="http://schemas.microsoft.com/office/drawing/2017/model3d" xmlns:o="urn:schemas-microsoft-com:office:office" xmlns:oel="http://schemas.microsoft.com/office/2019/extlst" xmlns:r="http://schemas.openxmlformats.org/officeDocument/2006/relationships" xmlns:m="http://schemas.openxmlformats.org/officeDocument/2006/math" xmlns:v="urn:schemas-microsoft-com:vml" xmlns:wp14="http://schemas.microsoft.com/office/word/2010/wordprocessingDrawing" xmlns:wp="http://schemas.openxmlformats.org/drawingml/2006/wordprocessingDrawing" xmlns:w10="urn:schemas-microsoft-com:office:word" xmlns:w="http://schemas.openxmlformats.org/wordprocessingml/2006/main" xmlns:w14="http://schemas.microsoft.com/office/word/2010/wordml" xmlns:w15="http://schemas.microsoft.com/office/word/2012/wordml" xmlns:w16cex="http://schemas.microsoft.com/office/word/2018/wordml/cex" xmlns:w16cid="http://schemas.microsoft.com/office/word/2016/wordml/cid" xmlns:w16="http://schemas.microsoft.com/office/word/2018/wordml" xmlns:w16du="http://schemas.microsoft.com/office/word/2023/wordml/word16du" xmlns:w16sdtdh="http://schemas.microsoft.com/office/word/2020/wordml/sdtdatahash" xmlns:w16sdtfl="http://schemas.microsoft.com/office/word/2024/wordml/sdtformatlock" xmlns:w16se="http://schemas.microsoft.com/office/word/2015/wordml/symex" xmlns:wpg="http://schemas.microsoft.com/office/word/2010/wordprocessingGroup" xmlns:wpi="http://schemas.microsoft.com/office/word/2010/wordprocessingInk" xmlns:wne="http://schemas.microsoft.com/office/word/2006/wordml" xmlns:wps="http://schemas.microsoft.com/office/word/2010/wordprocessingShape" mc:Ignorable="w14 w15 w16se w16cid w16 w16cex w16sdtdh w16sdtfl w16du wp14">
+<file path=docProps\app.xml><?xml version="1.0" encoding="utf-8"?>
+<Properties xmlns="http://schemas.openxmlformats.org/officeDocument/2006/extended-properties" xmlns:vt="http://schemas.openxmlformats.org/officeDocument/2006/docPropsVTypes">
+  <Template>Normal</Template>
+  <TotalTime>42</TotalTime>
+  <Pages>4</Pages>
+  <Words>1094</Words>
+  <Characters>6238</Characters>
+  <Application>Microsoft Office Word</Application>
+  <DocSecurity>0</DocSecurity>
+  <Lines>51</Lines>
+  <Paragraphs>14</Paragraphs>
+  <ScaleCrop>false</ScaleCrop>
+  <HeadingPairs>
+    <vt:vector size="2" baseType="variant">
+      <vt:variant>
+        <vt:lpstr>Konu Başlığı</vt:lpstr>
+      </vt:variant>
+      <vt:variant>
+        <vt:i4>1</vt:i4>
+      </vt:variant>
+    </vt:vector>
+  </HeadingPairs>
+  <TitlesOfParts>
+    <vt:vector size="1" baseType="lpstr">
+      <vt:lpstr/>
+    </vt:vector>
+  </TitlesOfParts>
+  <Company/>
+  <LinksUpToDate>false</LinksUpToDate>
+  <CharactersWithSpaces>7318</CharactersWithSpaces>
+  <SharedDoc>false</SharedDoc>
+  <HyperlinksChanged>false</HyperlinksChanged>
+  <AppVersion>16.0000</AppVersion>
+</Properties>
+</file>
+
+<file path=docProps\core.xml><?xml version="1.0" encoding="utf-8"?>
+<cp:coreProperties xmlns:cp="http://schemas.openxmlformats.org/package/2006/metadata/core-properties" xmlns:dc="http://purl.org/dc/elements/1.1/" xmlns:dcterms="http://purl.org/dc/terms/" xmlns:dcmitype="http://purl.org/dc/dcmitype/" xmlns:xsi="http://www.w3.org/2001/XMLSchema-instance">
+  <dc:title/>
+  <dc:subject/>
+  <dc:creator>Hulya Durgut</dc:creator>
+  <cp:keywords/>
+  <dc:description/>
+  <cp:lastModifiedBy>Hulya Durgut</cp:lastModifiedBy>
+  <cp:revision>7</cp:revision>
+  <dcterms:created xsi:type="dcterms:W3CDTF">2026-06-06T03:56:00Z</dcterms:created>
+  <dcterms:modified xsi:type="dcterms:W3CDTF">2026-06-12T08:48:00Z</dcterms:modified>
+</cp:coreProperties>
+</file>
+
+<file path=word\document.xml><?xml version="1.0" encoding="utf-8"?>
+<w:document xmlns:w="http://schemas.openxmlformats.org/wordprocessingml/2006/main">
   <w:body>
     <w:p>
       <w:r>
-        <w:t>"Dışa bakan rüya görür, içe bakan uyanır."</w:t>
-      </w:r>
-    </w:p>
-    <w:p>
-      <w:r>
-        <w:t>"Bilinçaltınızı bilince dönüştürene kadar, o sizin hayatınızı yönlendirir ve siz buna kader dersiniz."</w:t>
-      </w:r>
-    </w:p>
-    <w:p>
-      <w:r>
-        <w:t xml:space="preserve"> "Kendiniz olmak, dünyadaki en büyük ve en cesurca eylemdir."</w:t>
-      </w:r>
-    </w:p>
-    <w:p>
-      <w:r>
-        <w:t>"Başıma gelen şeylerin toplamı değilim; ben olmayı seçtiğim kişiyim."</w:t>
-      </w:r>
-    </w:p>
-    <w:p>
-      <w:r>
-        <w:t>"Kabul etmediğimiz hiçbir şeyi değiştiremeyiz; reddetmek özgürleştirmez, zincirler."</w:t>
-      </w:r>
-    </w:p>
-    <w:p>
-      <w:r>
-        <w:t>"Işığı hayal ederek değil, karanlığın farkına vararak aydınlanabiliriz."</w:t>
-      </w:r>
-    </w:p>
-    <w:p>
-      <w:r>
-        <w:t>"En büyük trajediler, yaşanmamış bir hayatın ağırlığı altında ezilmektir."</w:t>
-      </w:r>
-    </w:p>
-    <w:p>
-      <w:r>
-        <w:t>"Kendinizle yüzleşmek, başkalarıyla yüzleşmekten çok daha zordur ama tek gerçek özgürlük budur."</w:t>
-      </w:r>
-    </w:p>
-    <w:p>
-      <w:r>
-        <w:t>"Dünya, senin kendin olmana izin vermeyen bir kalabalıkla doludur; orada dik durmak en büyük zaferdir."</w:t>
-      </w:r>
-    </w:p>
-    <w:p>
-      <w:r>
-        <w:t>"Görünüşünüz, ancak kalbinizin içine bakabildiğinizde berraklaşır."</w:t>
-      </w:r>
-    </w:p>
-    <w:p>
-      <w:r>
-        <w:t>"Kendine dürüst olmak, bir insanın atabileceği en sancılı ama en özgürleştirici adımdır."</w:t>
-      </w:r>
-    </w:p>
-    <w:p>
-      <w:pPr>
-        <w:pStyle w:val="z1qcye"/>
-        <w:spacing w:before="0" w:beforeAutospacing="0" w:after="0" w:afterAutospacing="0"/>
-        <w:rPr>
-          <w:rFonts w:ascii="Arial" w:hAnsi="Arial" w:cs="Arial"/>
-        </w:rPr>
-      </w:pPr>
-      <w:r>
-        <w:rPr>
-          <w:rStyle w:val="t286pc"/>
-          <w:rFonts w:ascii="Arial" w:eastAsiaTheme="majorEastAsia" w:hAnsi="Arial" w:cs="Arial"/>
-        </w:rPr>
-        <w:t>"Başkalarında bizi rahatsız eden her şey, kendimizi tanımamıza yol açar."</w:t>
-      </w:r>
-    </w:p>
-    <w:p>
-      <w:pPr>
-        <w:pStyle w:val="z1qcye"/>
-        <w:spacing w:before="0" w:beforeAutospacing="0" w:after="0" w:afterAutospacing="0"/>
-        <w:rPr>
-          <w:rFonts w:ascii="Arial" w:hAnsi="Arial" w:cs="Arial"/>
-        </w:rPr>
-      </w:pPr>
-      <w:r>
-        <w:rPr>
-          <w:rStyle w:val="t286pc"/>
-          <w:rFonts w:ascii="Arial" w:eastAsiaTheme="majorEastAsia" w:hAnsi="Arial" w:cs="Arial"/>
-        </w:rPr>
-        <w:t>"İki kişiliğin karşılaşması, iki kimyasal maddenin temasına benzer; bir reaksiyon varsa ikisi de dönüşür."</w:t>
-      </w:r>
-    </w:p>
-    <w:p>
-      <w:pPr>
-        <w:pStyle w:val="z1qcye"/>
-        <w:spacing w:before="0" w:beforeAutospacing="0" w:after="0" w:afterAutospacing="0"/>
-        <w:rPr>
-          <w:rFonts w:ascii="Arial" w:hAnsi="Arial" w:cs="Arial"/>
-        </w:rPr>
-      </w:pPr>
-      <w:r>
-        <w:rPr>
-          <w:rStyle w:val="t286pc"/>
-          <w:rFonts w:ascii="Arial" w:eastAsiaTheme="majorEastAsia" w:hAnsi="Arial" w:cs="Arial"/>
-        </w:rPr>
-        <w:t>"Kendi içinizdeki çatışmayı çözmediğinizde, dünya bunu size dışsal bir savaş olarak sunar."</w:t>
-      </w:r>
-    </w:p>
-    <w:p>
-      <w:pPr>
-        <w:spacing w:after="0" w:line="240" w:lineRule="auto"/>
-        <w:rPr>
-          <w:rFonts w:ascii="Times New Roman" w:eastAsia="Times New Roman" w:hAnsi="Times New Roman" w:cs="Times New Roman"/>
-          <w:kern w:val="0"/>
-          <w:lang w:eastAsia="tr-TR"/>
-          <w14:ligatures w14:val="none"/>
-        </w:rPr>
-      </w:pPr>
-      <w:r>
-        <w:rPr>
-          <w:rFonts w:ascii="Arial" w:eastAsia="Times New Roman" w:hAnsi="Arial" w:cs="Arial"/>
-          <w:kern w:val="0"/>
-          <w:lang w:eastAsia="tr-TR"/>
-          <w14:ligatures w14:val="none"/>
-        </w:rPr>
-        <w:t>"Hayatın her dönemi, kendi benzersiz gerçeğini ve bilgeliğini içinde barındırır."</w:t>
-      </w:r>
-    </w:p>
-    <w:p>
-      <w:pPr>
-        <w:spacing w:after="0" w:line="240" w:lineRule="auto"/>
-        <w:rPr>
-          <w:rFonts w:ascii="Times New Roman" w:eastAsia="Times New Roman" w:hAnsi="Times New Roman" w:cs="Times New Roman"/>
-          <w:kern w:val="0"/>
-          <w:lang w:eastAsia="tr-TR"/>
-          <w14:ligatures w14:val="none"/>
-        </w:rPr>
-      </w:pPr>
-      <w:r>
-        <w:rPr>
-          <w:rFonts w:ascii="Arial" w:eastAsia="Times New Roman" w:hAnsi="Arial" w:cs="Arial"/>
-          <w:kern w:val="0"/>
-          <w:lang w:eastAsia="tr-TR"/>
-          <w14:ligatures w14:val="none"/>
-        </w:rPr>
-        <w:t>"Acı, bilincin uyanması için ödenen zorunlu bir bedeldir."</w:t>
-      </w:r>
-    </w:p>
-    <w:p>
-      <w:pPr>
-        <w:rPr>
-          <w:rFonts w:ascii="Arial" w:eastAsia="Times New Roman" w:hAnsi="Arial" w:cs="Arial"/>
-          <w:kern w:val="0"/>
-          <w:lang w:eastAsia="tr-TR"/>
-          <w14:ligatures w14:val="none"/>
-        </w:rPr>
-      </w:pPr>
-      <w:r>
-        <w:rPr>
-          <w:rFonts w:ascii="Arial" w:eastAsia="Times New Roman" w:hAnsi="Arial" w:cs="Arial"/>
-          <w:kern w:val="0"/>
-          <w:lang w:eastAsia="tr-TR"/>
-          <w14:ligatures w14:val="none"/>
-        </w:rPr>
-        <w:t>"Zihninizdeki fırtınayı durduramazsınız; yapabileceğiniz tek şey onun içinden geçecek cesareti bulmaktır."</w:t>
-      </w:r>
-    </w:p>
-    <w:p>
-      <w:r>
-        <w:t>"Direnç gösterdiğin şey, varlığını sürdürmeye devam eder."</w:t>
-      </w:r>
-    </w:p>
-    <w:p>
-      <w:r>
-        <w:t>"Depresyon siyahlar giymiş bir kadın gibidir; onu kapıdan kovmak yerine içeri davet edin ve ne söylemek istediğini dinleyin."</w:t>
-      </w:r>
-    </w:p>
-    <w:p>
-      <w:r>
-        <w:t>"Kendi karanlığınızı tanımak, başkalarının karanlığıyla baş etmenin en iyi yoludur."</w:t>
-      </w:r>
-    </w:p>
-    <w:p>
-      <w:pPr>
-        <w:pStyle w:val="z1qcye"/>
-        <w:spacing w:before="0" w:beforeAutospacing="0" w:after="0" w:afterAutospacing="0"/>
-        <w:rPr>
-          <w:rFonts w:ascii="Arial" w:hAnsi="Arial" w:cs="Arial"/>
-        </w:rPr>
-      </w:pPr>
-      <w:r>
-        <w:rPr>
-          <w:rStyle w:val="t286pc"/>
-          <w:rFonts w:ascii="Arial" w:eastAsiaTheme="majorEastAsia" w:hAnsi="Arial" w:cs="Arial"/>
-        </w:rPr>
-        <w:t>"Ellerin yaratıcılığı, zihnin çözemediği düğümleri çoğu zaman çözer."</w:t>
-      </w:r>
-    </w:p>
-    <w:p>
-      <w:pPr>
-        <w:pStyle w:val="z1qcye"/>
-        <w:spacing w:before="0" w:beforeAutospacing="0" w:after="0" w:afterAutospacing="0"/>
-        <w:rPr>
-          <w:rFonts w:ascii="Arial" w:hAnsi="Arial" w:cs="Arial"/>
-        </w:rPr>
-      </w:pPr>
-      <w:r>
-        <w:rPr>
-          <w:rStyle w:val="t286pc"/>
-          <w:rFonts w:ascii="Arial" w:eastAsiaTheme="majorEastAsia" w:hAnsi="Arial" w:cs="Arial"/>
-        </w:rPr>
-        <w:t>"Sadece entelektüel olarak anlamak yetmez; bir gerçeği ancak tüm varlığınızla hissettiğinizde yaşayabilirsiniz."</w:t>
-      </w:r>
-    </w:p>
-    <w:p>
-      <w:pPr>
-        <w:pStyle w:val="z1qcye"/>
-        <w:spacing w:before="0" w:beforeAutospacing="0" w:after="0" w:afterAutospacing="0"/>
-        <w:rPr>
-          <w:rFonts w:ascii="Arial" w:hAnsi="Arial" w:cs="Arial"/>
-        </w:rPr>
-      </w:pPr>
-      <w:r>
-        <w:rPr>
-          <w:rStyle w:val="t286pc"/>
-          <w:rFonts w:ascii="Arial" w:eastAsiaTheme="majorEastAsia" w:hAnsi="Arial" w:cs="Arial"/>
-        </w:rPr>
-        <w:t>"Hayat anlamlı olmalıdır, aksi takdirde sadece katlanılan bir yük haline gelir."</w:t>
-      </w:r>
-    </w:p>
-    <w:p>
-      <w:pPr>
-        <w:spacing w:after="0" w:line="240" w:lineRule="auto"/>
-        <w:rPr>
-          <w:rFonts w:ascii="Arial" w:eastAsia="Times New Roman" w:hAnsi="Arial" w:cs="Arial"/>
-          <w:kern w:val="0"/>
-          <w:lang w:eastAsia="tr-TR"/>
-          <w14:ligatures w14:val="none"/>
-        </w:rPr>
-      </w:pPr>
-      <w:r>
-        <w:rPr>
-          <w:rFonts w:ascii="Arial" w:eastAsia="Times New Roman" w:hAnsi="Arial" w:cs="Arial"/>
-          <w:kern w:val="0"/>
-          <w:lang w:eastAsia="tr-TR"/>
-          <w14:ligatures w14:val="none"/>
-        </w:rPr>
-        <w:t>"Bilgi sadece kelimelerden ibaret değildir; gerçek bilgi deneyimin kendisidir."</w:t>
-      </w:r>
-    </w:p>
-    <w:p>
-      <w:pPr>
-        <w:spacing w:after="0" w:line="240" w:lineRule="auto"/>
-        <w:rPr>
-          <w:rFonts w:ascii="Arial" w:eastAsia="Times New Roman" w:hAnsi="Arial" w:cs="Arial"/>
-          <w:kern w:val="0"/>
-          <w:lang w:eastAsia="tr-TR"/>
-          <w14:ligatures w14:val="none"/>
-        </w:rPr>
-      </w:pPr>
-      <w:r>
-        <w:rPr>
-          <w:rFonts w:ascii="Arial" w:eastAsia="Times New Roman" w:hAnsi="Arial" w:cs="Arial"/>
-          <w:kern w:val="0"/>
-          <w:lang w:eastAsia="tr-TR"/>
-          <w14:ligatures w14:val="none"/>
-        </w:rPr>
-        <w:t>"Kendi hikayesini tamamlamayan insan, başkalarının yazdığı senaryolarda figüran olur."</w:t>
-      </w:r>
-    </w:p>
-    <w:p>
-      <w:pPr>
-        <w:spacing w:after="0" w:line="240" w:lineRule="auto"/>
-        <w:rPr>
-          <w:rFonts w:ascii="Arial" w:eastAsia="Times New Roman" w:hAnsi="Arial" w:cs="Arial"/>
-          <w:kern w:val="0"/>
-          <w:lang w:eastAsia="tr-TR"/>
-          <w14:ligatures w14:val="none"/>
-        </w:rPr>
-      </w:pPr>
-      <w:r>
-        <w:rPr>
-          <w:rFonts w:ascii="Arial" w:eastAsia="Times New Roman" w:hAnsi="Arial" w:cs="Arial"/>
-          <w:kern w:val="0"/>
-          <w:lang w:eastAsia="tr-TR"/>
-          <w14:ligatures w14:val="none"/>
-        </w:rPr>
-        <w:t>"Sarkaç, doğru ile yanlış arasında değil; anlam ile anlamsızlık arasında salınır."</w:t>
-      </w:r>
-    </w:p>
-    <w:p>
-      <w:r>
-        <w:t>"Dünyayı değiştirmek istiyorsan, işe önce kendi algını kökten değiştirerek başlamalısın."</w:t>
-      </w:r>
-    </w:p>
-    <w:p>
-      <w:r>
-        <w:lastRenderedPageBreak/>
-        <w:t>"Başkalarının sizin hakkındaki düşünceleri, onların kendi iç dünyalarının yansımasıdır; sizinle ilgisi yoktur."</w:t>
-      </w:r>
-    </w:p>
-    <w:p>
-      <w:r>
-        <w:t>"Takip edecek hazır bir yol bulamadıysan, bu senin kendi özgün yolunu inşa etmen gerektiği anlamına gelir."</w:t>
-      </w:r>
-    </w:p>
-    <w:p>
-      <w:pPr>
-        <w:spacing w:after="0" w:line="240" w:lineRule="auto"/>
-        <w:rPr>
-          <w:rFonts w:ascii="Times New Roman" w:eastAsia="Times New Roman" w:hAnsi="Times New Roman" w:cs="Times New Roman"/>
-          <w:kern w:val="0"/>
-          <w:lang w:eastAsia="tr-TR"/>
-          <w14:ligatures w14:val="none"/>
-        </w:rPr>
-      </w:pPr>
-      <w:r>
-        <w:rPr>
-          <w:rFonts w:ascii="Arial" w:eastAsia="Times New Roman" w:hAnsi="Arial" w:cs="Arial"/>
-          <w:kern w:val="0"/>
-          <w:lang w:eastAsia="tr-TR"/>
-          <w14:ligatures w14:val="none"/>
-        </w:rPr>
-        <w:t>"Kendi yalnızlığını sevemeyen insan, kalabalıkların içinde kaybolmaya mahkumdur."</w:t>
-      </w:r>
-    </w:p>
-    <w:p>
-      <w:pPr>
-        <w:spacing w:after="0" w:line="240" w:lineRule="auto"/>
-        <w:rPr>
-          <w:rFonts w:ascii="Times New Roman" w:eastAsia="Times New Roman" w:hAnsi="Times New Roman" w:cs="Times New Roman"/>
-          <w:kern w:val="0"/>
-          <w:lang w:eastAsia="tr-TR"/>
-          <w14:ligatures w14:val="none"/>
-        </w:rPr>
-      </w:pPr>
-      <w:r>
-        <w:rPr>
-          <w:rFonts w:ascii="Arial" w:eastAsia="Times New Roman" w:hAnsi="Arial" w:cs="Arial"/>
-          <w:kern w:val="0"/>
-          <w:lang w:eastAsia="tr-TR"/>
-          <w14:ligatures w14:val="none"/>
-        </w:rPr>
-        <w:t>"Hayatın asıl amacı, topluma uyum sağlamak değil; kendi bütünlüğünü eksiksiz tamamlamaktır."</w:t>
-      </w:r>
-    </w:p>
-    <w:p>
-      <w:r>
-        <w:rPr>
-          <w:rFonts w:ascii="Arial" w:eastAsia="Times New Roman" w:hAnsi="Arial" w:cs="Arial"/>
-          <w:kern w:val="0"/>
-          <w:lang w:eastAsia="tr-TR"/>
-          <w14:ligatures w14:val="none"/>
-        </w:rPr>
-        <w:t>"Her şey zıddıyla var olur; ışığa ulaşmak için gölgenin varlığını cesurca kabul etmelisin."</w:t>
-      </w:r>
-    </w:p>
-    <w:p>
-      <w:r>
-        <w:t>"Zihnindeki karmaşayı dindirmek istiyorsan, dışarıdaki gürültünün sesini kısmayı öğrenmelisin."</w:t>
-      </w:r>
-    </w:p>
-    <w:p>
-      <w:r>
-        <w:t>"Kendine şefkat göstermeyen bir insan, başkalarına karşı asla gerçekten adil ve sabırlı olamaz."</w:t>
-      </w:r>
-    </w:p>
-    <w:p>
-      <w:r>
-        <w:t>"Ruhun derinliklerinden gelen o sessiz çığlığı duymadıkça, gerçek huzuru bulamazsın."</w:t>
-      </w:r>
-    </w:p>
-    <w:sectPr>
-      <w:pgSz w:w="11906" w:h="16838"/>
-      <w:pgMar w:top="1417" w:right="1417" w:bottom="1417" w:left="1417" w:header="708" w:footer="708" w:gutter="0"/>
-      <w:cols w:space="708"/>
-      <w:docGrid w:linePitch="360"/>
-    </w:sectPr>
+        <w:t xml:space="preserve">Dışa bakan rüya görür, içe bakan uyanır.</w:t>
+      </w:r>
+    </w:p>
+    <w:p>
+      <w:r>
+        <w:t xml:space="preserve">Bilinçaltını bilince dönüştürene kadar, o seni yönetir; sen buna kader dersin.</w:t>
+      </w:r>
+    </w:p>
+    <w:p>
+      <w:r>
+        <w:t xml:space="preserve">Kendin olmak, dünyadaki en cesur eylemdir.</w:t>
+      </w:r>
+    </w:p>
+    <w:p>
+      <w:r>
+        <w:t xml:space="preserve">Başıma gelenlerin toplamı değilim; ben olmayı seçtiğim kişiyim.</w:t>
+      </w:r>
+    </w:p>
+    <w:p>
+      <w:r>
+        <w:t xml:space="preserve">Kabul etmediğin şeyi değiştiremezsin; reddetmek özgürleştirmez, zincirler.</w:t>
+      </w:r>
+    </w:p>
+    <w:p>
+      <w:r>
+        <w:t xml:space="preserve">Aydınlanmak, ışığı hayal etmekle değil, karanlığı fark etmekle başlar.</w:t>
+      </w:r>
+    </w:p>
+    <w:p>
+      <w:r>
+        <w:t xml:space="preserve">En büyük trajedi, yaşanmamış bir hayatın ağırlığı altında ezilmektir.</w:t>
+      </w:r>
+    </w:p>
+    <w:p>
+      <w:r>
+        <w:t xml:space="preserve">Kendinle yüzleşmek en zorudur; ama tek gerçek özgürlük budur.</w:t>
+      </w:r>
+    </w:p>
+    <w:p>
+      <w:r>
+        <w:t xml:space="preserve">Kendin olmana izin vermeyen kalabalıkta dik durmak, en büyük zaferdir.</w:t>
+      </w:r>
+    </w:p>
+    <w:p>
+      <w:r>
+        <w:t xml:space="preserve">Görüşün, ancak kalbinin içine bakabildiğinde berraklaşır.</w:t>
+      </w:r>
+    </w:p>
+    <w:p>
+      <w:r>
+        <w:t xml:space="preserve">Kendine dürüst olmak, en sancılı ama en özgürleştirici adımdır.</w:t>
+      </w:r>
+    </w:p>
+    <w:p>
+      <w:r>
+        <w:t xml:space="preserve">Başkalarında seni rahatsız eden şey, kendini tanımanın kapısıdır.</w:t>
+      </w:r>
+    </w:p>
+    <w:p>
+      <w:r>
+        <w:t xml:space="preserve">İki insan, iki kimyasal madde gibidir: tepki varsa ikisi de dönüşür.</w:t>
+      </w:r>
+    </w:p>
+    <w:p>
+      <w:r>
+        <w:t xml:space="preserve">İçindeki çatışmayı çözmezsen, dünya onu sana bir savaş olarak sunar.</w:t>
+      </w:r>
+    </w:p>
+    <w:p>
+      <w:r>
+        <w:t xml:space="preserve">Hayatın her dönemi, kendi benzersiz bilgeliğini taşır.</w:t>
+      </w:r>
+    </w:p>
+    <w:p>
+      <w:r>
+        <w:t xml:space="preserve">Acı, çoğu zaman bilincin uyanması için ödenen bedeldir.</w:t>
+      </w:r>
+    </w:p>
+    <w:p>
+      <w:r>
+        <w:t xml:space="preserve">Zihnindeki fırtınayı durduramazsın; ama içinden geçecek cesareti bulabilirsin.</w:t>
+      </w:r>
+    </w:p>
+    <w:p>
+      <w:r>
+        <w:t xml:space="preserve">Direndiğin şey, varlığını sürdürmeye devam eder.</w:t>
+      </w:r>
+    </w:p>
+    <w:p>
+      <w:r>
+        <w:t xml:space="preserve">Karanlık duygularını kovma; içeri davet et ve ne söylediğini dinle.</w:t>
+      </w:r>
+    </w:p>
+    <w:p>
+      <w:r>
+        <w:t xml:space="preserve">Kendi karanlığını tanımak, başkalarınınkiyle baş etmenin en iyi yoludur.</w:t>
+      </w:r>
+    </w:p>
+    <w:p>
+      <w:r>
+        <w:t xml:space="preserve">Ellerin yaratıcılığı, zihnin çözemediği düğümleri çözer.</w:t>
+      </w:r>
+    </w:p>
+    <w:p>
+      <w:r>
+        <w:t xml:space="preserve">Anlamak yetmez; bir gerçeği ancak tüm varlığınla hissettiğinde yaşarsın.</w:t>
+      </w:r>
+    </w:p>
+    <w:p>
+      <w:r>
+        <w:t xml:space="preserve">Hayatın bir anlamı olmalı; yoksa yalnızca katlanılan bir yüke dönüşür.</w:t>
+      </w:r>
+    </w:p>
+    <w:p>
+      <w:r>
+        <w:t xml:space="preserve">Gerçek bilgi kelimeler değil, yaşanmış deneyimdir.</w:t>
+      </w:r>
+    </w:p>
+    <w:p>
+      <w:r>
+        <w:t xml:space="preserve">Kendi hikâyeni yazmazsan, başkalarının senaryosunda figüran olursun.</w:t>
+      </w:r>
+    </w:p>
+    <w:p>
+      <w:r>
+        <w:t xml:space="preserve">Asıl seçim doğruyla yanlış değil; anlamla anlamsızlık arasındadır.</w:t>
+      </w:r>
+    </w:p>
+    <w:p>
+      <w:r>
+        <w:t xml:space="preserve">Dünyayı değiştirmek istiyorsan, önce kendi algını değiştir.</w:t>
+      </w:r>
+    </w:p>
+    <w:p>
+      <w:r>
+        <w:t xml:space="preserve">Başkalarının senin hakkındaki düşünceleri, kendi iç dünyalarının yansımasıdır.</w:t>
+      </w:r>
+    </w:p>
+    <w:p>
+      <w:r>
+        <w:t xml:space="preserve">Hazır bir yol bulamadıysan, kendi yolunu inşa etme vaktidir.</w:t>
+      </w:r>
+    </w:p>
+    <w:p>
+      <w:r>
+        <w:t xml:space="preserve">Kendi yalnızlığını sevemeyen, kalabalıkta kaybolur.</w:t>
+      </w:r>
+    </w:p>
+    <w:p>
+      <w:r>
+        <w:t xml:space="preserve">Hayatın amacı topluma uymak değil; kendi bütünlüğünü tamamlamaktır.</w:t>
+      </w:r>
+    </w:p>
+    <w:p>
+      <w:r>
+        <w:t xml:space="preserve">Işığa ulaşmak için gölgeni de cesaretle kabul et.</w:t>
+      </w:r>
+    </w:p>
+    <w:p>
+      <w:r>
+        <w:t xml:space="preserve">İçindeki karmaşayı dindirmek istiyorsan, dışarıdaki gürültüyü kıs.</w:t>
+      </w:r>
+    </w:p>
+    <w:p>
+      <w:r>
+        <w:t xml:space="preserve">Kendine şefkat göstermeyen, başkalarına da gerçekten adil olamaz.</w:t>
+      </w:r>
+    </w:p>
+    <w:p>
+      <w:r>
+        <w:t xml:space="preserve">Ruhunun derinliğinden gelen sessiz sesi duymadıkça, gerçek huzuru bulamazsın.</w:t>
+      </w:r>
+    </w:p>
+    <w:p>
+      <w:r>
+        <w:t xml:space="preserve">Dikkatini dış dünyadan çektiğin an, enerjini geri çağırırsın.</w:t>
+      </w:r>
+    </w:p>
+    <w:p>
+      <w:r>
+        <w:t xml:space="preserve">Minnettarlık, almanın en yüksek hâlidir.</w:t>
+      </w:r>
+    </w:p>
+    <w:p>
+      <w:r>
+        <w:t xml:space="preserve">Deneyimsiz bilgi felsefedir; bilgisiz deneyim ise körlük.</w:t>
+      </w:r>
+    </w:p>
+    <w:p>
+      <w:r>
+        <w:t xml:space="preserve">Farkındalığın arttıkça, enerjini boşa harcamaktan vazgeçersin.</w:t>
+      </w:r>
+    </w:p>
+    <w:p>
+      <w:r>
+        <w:t xml:space="preserve">Tepkisel duygularını bıraktığında, eski benliğine dönmekten kurtulursun.</w:t>
+      </w:r>
+    </w:p>
+    <w:p>
+      <w:r>
+        <w:t xml:space="preserve">Anı ne kadar çok yaşarsan, o kadar derin odaklanırsın.</w:t>
+      </w:r>
+    </w:p>
+    <w:p>
+      <w:r>
+        <w:t xml:space="preserve">Hep hayatta kalma telaşındaysan, kendine inanma fırsatı bulamazsın.</w:t>
+      </w:r>
+    </w:p>
+    <w:p>
+      <w:r>
+        <w:t xml:space="preserve">Daha az öfkelenirsen; daha az incinir, daha az yargılar, daha çok huzur bulursun.</w:t>
+      </w:r>
+    </w:p>
+    <w:p>
+      <w:r>
+        <w:t xml:space="preserve">İçindeki bilgeliğe, seni seven biri gibi seslen; çünkü öyledir.</w:t>
+      </w:r>
+    </w:p>
+    <w:p>
+      <w:r>
+        <w:t xml:space="preserve">Gerçek teslimiyet, kontrolü bırakıp en iyi çözümün sana gelmesine izin vermektir.</w:t>
+      </w:r>
+    </w:p>
+    <w:p>
+      <w:r>
+        <w:t xml:space="preserve">Yeni bir sonuç istiyorsan, eski benlik olma alışkanlığını kır ve yeniden doğ.</w:t>
+      </w:r>
+    </w:p>
+    <w:p>
+      <w:r>
+        <w:t xml:space="preserve">Öyle güçlü bir minnet duy ki, yeni hayatın çoktan gerçekleşmiş gibi hisset.</w:t>
+      </w:r>
+    </w:p>
+    <w:p>
+      <w:r>
+        <w:t xml:space="preserve">Dua ettiğinde, daha gerçekleşmeden teşekkür etmeyi unutma.</w:t>
+      </w:r>
+    </w:p>
+    <w:p>
+      <w:r>
+        <w:t xml:space="preserve">Yüce bir güce teslim ol; engellerini onun çözmesine izin ver.</w:t>
+      </w:r>
+    </w:p>
+    <w:p>
+      <w:r>
+        <w:t xml:space="preserve">İnsanlar arası bağlar en güçlüsüdür, çünkü duygu en güçlü enerjiyi taşır.</w:t>
+      </w:r>
+    </w:p>
+    <w:p>
+      <w:r>
+        <w:t xml:space="preserve">Bir türlü düşünüp başka türlü hissederken, hayatının değişmesini bekleme.</w:t>
+      </w:r>
+    </w:p>
+    <w:p>
+      <w:r>
+        <w:t xml:space="preserve">Olmak istediğin hâli zihninde prova ettikçe, hayatını yeniden yaratırsın.</w:t>
+      </w:r>
+    </w:p>
+    <w:p>
+      <w:r>
+        <w:t xml:space="preserve">Beynini farklı çalıştırdığın her an, zihnini de değiştirirsin.</w:t>
+      </w:r>
+    </w:p>
+    <w:p>
+      <w:r>
+        <w:t xml:space="preserve">Dış dünyayı saplantı yaparsan, iç gerçekliğine odaklanamazsın.</w:t>
+      </w:r>
+    </w:p>
+    <w:p>
+      <w:r>
+        <w:t xml:space="preserve">Gerçek bir meditasyon, kalktığında seni değiştirmiş olandır.</w:t>
+      </w:r>
+    </w:p>
+    <w:p>
+      <w:r>
+        <w:t xml:space="preserve">Yeni bir benlik yaratmak için, önce eskisini bırakmalısın.</w:t>
+      </w:r>
+    </w:p>
+    <w:p>
+      <w:r>
+        <w:t xml:space="preserve">Kendine her gün pozitif bir gelecek sinyali gönder.</w:t>
+      </w:r>
+    </w:p>
+    <w:p>
+      <w:r>
+        <w:t xml:space="preserve">Henüz gerçekleşmemiş güzelliğe bile şimdiden minnet duyabilirsin.</w:t>
+      </w:r>
+    </w:p>
+    <w:p>
+      <w:r>
+        <w:t xml:space="preserve">Yeniliğe açılmak için, önce her şeyi bırakıp sıfırlanmayı göze al.</w:t>
+      </w:r>
+    </w:p>
+    <w:p>
+      <w:r>
+        <w:t xml:space="preserve">Başkalarına yaptığımızı, aslında kendimize yaparız.</w:t>
+      </w:r>
+    </w:p>
+    <w:p>
+      <w:r>
+        <w:t xml:space="preserve">Zihin bedene egemen olduğunda, gerçek değişim başlar.</w:t>
+      </w:r>
+    </w:p>
+    <w:p>
+      <w:r>
+        <w:t xml:space="preserve">Var olan her şey, özünde enerji ve bilgidir.</w:t>
+      </w:r>
+    </w:p>
+    <w:p>
+      <w:r>
+        <w:t xml:space="preserve">Algın gerçekliği şekillendirir; onu olduğu gibi görmek neredeyse imkânsızdır.</w:t>
+      </w:r>
+    </w:p>
+    <w:p>
+      <w:r>
+        <w:t xml:space="preserve">İç dünyanı değiştirdiğinde, dış gerçekliğin de değişir.</w:t>
+      </w:r>
+    </w:p>
+    <w:p>
+      <w:r>
+        <w:t xml:space="preserve">Bütün olasılıklar şu anda, bu anın içinde mevcuttur.</w:t>
+      </w:r>
+    </w:p>
+    <w:p>
+      <w:r>
+        <w:t xml:space="preserve">Zor zamanlar, cesur adımlar ister.</w:t>
+      </w:r>
+    </w:p>
+    <w:p>
+      <w:r>
+        <w:t xml:space="preserve">Bedenin, kendini iyileştirme gücüyle doğmuştur.</w:t>
+      </w:r>
+    </w:p>
+    <w:p>
+      <w:r>
+        <w:t xml:space="preserve">Birinden nefret edersen, o nefret seni ona bağlar.</w:t>
+      </w:r>
+    </w:p>
+    <w:p>
+      <w:r>
+        <w:t xml:space="preserve">Dünün rutinini sürdürürsen, yarının dününden farklı olmaz.</w:t>
+      </w:r>
+    </w:p>
+    <w:sectPr/>
   </w:body>
 </w:document>
 </file>
 
-<file path=word/numbering.xml><?xml version="1.0" encoding="utf-8"?>
+<file path=word\fontTable.xml><?xml version="1.0" encoding="utf-8"?>
+<w:fonts xmlns:mc="http://schemas.openxmlformats.org/markup-compatibility/2006" xmlns:r="http://schemas.openxmlformats.org/officeDocument/2006/relationships" xmlns:w="http://schemas.openxmlformats.org/wordprocessingml/2006/main" xmlns:w14="http://schemas.microsoft.com/office/word/2010/wordml" xmlns:w15="http://schemas.microsoft.com/office/word/2012/wordml" xmlns:w16cex="http://schemas.microsoft.com/office/word/2018/wordml/cex" xmlns:w16cid="http://schemas.microsoft.com/office/word/2016/wordml/cid" xmlns:w16="http://schemas.microsoft.com/office/word/2018/wordml" xmlns:w16du="http://schemas.microsoft.com/office/word/2023/wordml/word16du" xmlns:w16sdtdh="http://schemas.microsoft.com/office/word/2020/wordml/sdtdatahash" xmlns:w16sdtfl="http://schemas.microsoft.com/office/word/2024/wordml/sdtformatlock" xmlns:w16se="http://schemas.microsoft.com/office/word/2015/wordml/symex" mc:Ignorable="w14 w15 w16se w16cid w16 w16cex w16sdtdh w16sdtfl w16du">
+  <w:font w:name="Symbol">
+    <w:panose1 w:val="05050102010706020507"/>
+    <w:charset w:val="02"/>
+    <w:family w:val="roman"/>
+    <w:pitch w:val="variable"/>
+    <w:sig w:usb0="00000000" w:usb1="10000000" w:usb2="00000000" w:usb3="00000000" w:csb0="80000000" w:csb1="00000000"/>
+  </w:font>
+  <w:font w:name="Times New Roman">
+    <w:panose1 w:val="02020603050405020304"/>
+    <w:charset w:val="00"/>
+    <w:family w:val="roman"/>
+    <w:pitch w:val="variable"/>
+    <w:sig w:usb0="E0002EFF" w:usb1="C000785B" w:usb2="00000009" w:usb3="00000000" w:csb0="000001FF" w:csb1="00000000"/>
+  </w:font>
+  <w:font w:name="Courier New">
+    <w:panose1 w:val="02070309020205020404"/>
+    <w:charset w:val="00"/>
+    <w:family w:val="modern"/>
+    <w:pitch w:val="fixed"/>
+    <w:sig w:usb0="E0002EFF" w:usb1="C0007843" w:usb2="00000009" w:usb3="00000000" w:csb0="000001FF" w:csb1="00000000"/>
+  </w:font>
+  <w:font w:name="Wingdings">
+    <w:panose1 w:val="05000000000000000000"/>
+    <w:charset w:val="02"/>
+    <w:family w:val="auto"/>
+    <w:pitch w:val="variable"/>
+    <w:sig w:usb0="00000000" w:usb1="10000000" w:usb2="00000000" w:usb3="00000000" w:csb0="80000000" w:csb1="00000000"/>
+  </w:font>
+  <w:font w:name="Calibri">
+    <w:panose1 w:val="020F0502020204030204"/>
+    <w:charset w:val="A2"/>
+    <w:family w:val="swiss"/>
+    <w:pitch w:val="variable"/>
+    <w:sig w:usb0="E4002EFF" w:usb1="C200247B" w:usb2="00000009" w:usb3="00000000" w:csb0="000001FF" w:csb1="00000000"/>
+  </w:font>
+  <w:font w:name="Calibri Light">
+    <w:panose1 w:val="020F0302020204030204"/>
+    <w:charset w:val="A2"/>
+    <w:family w:val="swiss"/>
+    <w:pitch w:val="variable"/>
+    <w:sig w:usb0="E4002EFF" w:usb1="C200247B" w:usb2="00000009" w:usb3="00000000" w:csb0="000001FF" w:csb1="00000000"/>
+  </w:font>
+  <w:font w:name="Arial">
+    <w:panose1 w:val="020B0604020202020204"/>
+    <w:charset w:val="00"/>
+    <w:family w:val="swiss"/>
+    <w:pitch w:val="variable"/>
+    <w:sig w:usb0="E0002EFF" w:usb1="C000785B" w:usb2="00000009" w:usb3="00000000" w:csb0="000001FF" w:csb1="00000000"/>
+  </w:font>
+  <w:font w:name="Segoe UI Emoji">
+    <w:panose1 w:val="020B0502040204020203"/>
+    <w:charset w:val="00"/>
+    <w:family w:val="swiss"/>
+    <w:pitch w:val="variable"/>
+    <w:sig w:usb0="00000003" w:usb1="02000000" w:usb2="08000000" w:usb3="00000000" w:csb0="00000001" w:csb1="00000000"/>
+  </w:font>
+</w:fonts>
+</file>
+
+<file path=word\numbering.xml><?xml version="1.0" encoding="utf-8"?>
 <w:numbering xmlns:wpc="http://schemas.microsoft.com/office/word/2010/wordprocessingCanvas" xmlns:cx="http://schemas.microsoft.com/office/drawing/2014/chartex" xmlns:cx1="http://schemas.microsoft.com/office/drawing/2015/9/8/chartex" xmlns:cx2="http://schemas.microsoft.com/office/drawing/2015/10/21/chartex" xmlns:cx3="http://schemas.microsoft.com/office/drawing/2016/5/9/chartex" xmlns:cx4="http://schemas.microsoft.com/office/drawing/2016/5/10/chartex" xmlns:cx5="http://schemas.microsoft.com/office/drawing/2016/5/11/chartex" xmlns:cx6="http://schemas.microsoft.com/office/drawing/2016/5/12/chartex" xmlns:cx7="http://schemas.microsoft.com/office/drawing/2016/5/13/chartex" xmlns:cx8="http://schemas.microsoft.com/office/drawing/2016/5/14/chartex" xmlns:mc="http://schemas.openxmlformats.org/markup-compatibility/2006" xmlns:aink="http://schemas.microsoft.com/office/drawing/2016/ink" xmlns:am3d="http://schemas.microsoft.com/office/drawing/2017/model3d" xmlns:o="urn:schemas-microsoft-com:office:office" xmlns:oel="http://schemas.microsoft.com/office/2019/extlst" xmlns:r="http://schemas.openxmlformats.org/officeDocument/2006/relationships" xmlns:m="http://schemas.openxmlformats.org/officeDocument/2006/math" xmlns:v="urn:schemas-microsoft-com:vml" xmlns:wp14="http://schemas.microsoft.com/office/word/2010/wordprocessingDrawing" xmlns:wp="http://schemas.openxmlformats.org/drawingml/2006/wordprocessingDrawing" xmlns:w10="urn:schemas-microsoft-com:office:word" xmlns:w="http://schemas.openxmlformats.org/wordprocessingml/2006/main" xmlns:w14="http://schemas.microsoft.com/office/word/2010/wordml" xmlns:w15="http://schemas.microsoft.com/office/word/2012/wordml" xmlns:w16cex="http://schemas.microsoft.com/office/word/2018/wordml/cex" xmlns:w16cid="http://schemas.microsoft.com/office/word/2016/wordml/cid" xmlns:w16="http://schemas.microsoft.com/office/word/2018/wordml" xmlns:w16du="http://schemas.microsoft.com/office/word/2023/wordml/word16du" xmlns:w16sdtdh="http://schemas.microsoft.com/office/word/2020/wordml/sdtdatahash" xmlns:w16sdtfl="http://schemas.microsoft.com/office/word/2024/wordml/sdtformatlock" xmlns:w16se="http://schemas.microsoft.com/office/word/2015/wordml/symex" xmlns:wpg="http://schemas.microsoft.com/office/word/2010/wordprocessingGroup" xmlns:wpi="http://schemas.microsoft.com/office/word/2010/wordprocessingInk" xmlns:wne="http://schemas.microsoft.com/office/word/2006/wordml" xmlns:wps="http://schemas.microsoft.com/office/word/2010/wordprocessingShape" mc:Ignorable="w14 w15 w16se w16cid w16 w16cex w16sdtdh w16sdtfl w16du wp14">
   <w:abstractNum w:abstractNumId="0" w15:restartNumberingAfterBreak="0">
     <w:nsid w:val="00810E5F"/>
@@ -1276,6 +1360,119 @@
     </w:lvl>
   </w:abstractNum>
   <w:abstractNum w:abstractNumId="6" w15:restartNumberingAfterBreak="0">
+    <w:nsid w:val="51E17304"/>
+    <w:multiLevelType w:val="hybridMultilevel"/>
+    <w:tmpl w:val="0D0CF4F4"/>
+    <w:lvl w:ilvl="0" w:tplc="041F0001">
+      <w:start w:val="1"/>
+      <w:numFmt w:val="bullet"/>
+      <w:lvlText w:val=""/>
+      <w:lvlJc w:val="left"/>
+      <w:pPr>
+        <w:ind w:left="720" w:hanging="360"/>
+      </w:pPr>
+      <w:rPr>
+        <w:rFonts w:ascii="Symbol" w:hAnsi="Symbol" w:hint="default"/>
+      </w:rPr>
+    </w:lvl>
+    <w:lvl w:ilvl="1" w:tplc="041F0003" w:tentative="1">
+      <w:start w:val="1"/>
+      <w:numFmt w:val="bullet"/>
+      <w:lvlText w:val="o"/>
+      <w:lvlJc w:val="left"/>
+      <w:pPr>
+        <w:ind w:left="1440" w:hanging="360"/>
+      </w:pPr>
+      <w:rPr>
+        <w:rFonts w:ascii="Courier New" w:hAnsi="Courier New" w:cs="Courier New" w:hint="default"/>
+      </w:rPr>
+    </w:lvl>
+    <w:lvl w:ilvl="2" w:tplc="041F0005" w:tentative="1">
+      <w:start w:val="1"/>
+      <w:numFmt w:val="bullet"/>
+      <w:lvlText w:val=""/>
+      <w:lvlJc w:val="left"/>
+      <w:pPr>
+        <w:ind w:left="2160" w:hanging="360"/>
+      </w:pPr>
+      <w:rPr>
+        <w:rFonts w:ascii="Wingdings" w:hAnsi="Wingdings" w:hint="default"/>
+      </w:rPr>
+    </w:lvl>
+    <w:lvl w:ilvl="3" w:tplc="041F0001" w:tentative="1">
+      <w:start w:val="1"/>
+      <w:numFmt w:val="bullet"/>
+      <w:lvlText w:val=""/>
+      <w:lvlJc w:val="left"/>
+      <w:pPr>
+        <w:ind w:left="2880" w:hanging="360"/>
+      </w:pPr>
+      <w:rPr>
+        <w:rFonts w:ascii="Symbol" w:hAnsi="Symbol" w:hint="default"/>
+      </w:rPr>
+    </w:lvl>
+    <w:lvl w:ilvl="4" w:tplc="041F0003" w:tentative="1">
+      <w:start w:val="1"/>
+      <w:numFmt w:val="bullet"/>
+      <w:lvlText w:val="o"/>
+      <w:lvlJc w:val="left"/>
+      <w:pPr>
+        <w:ind w:left="3600" w:hanging="360"/>
+      </w:pPr>
+      <w:rPr>
+        <w:rFonts w:ascii="Courier New" w:hAnsi="Courier New" w:cs="Courier New" w:hint="default"/>
+      </w:rPr>
+    </w:lvl>
+    <w:lvl w:ilvl="5" w:tplc="041F0005" w:tentative="1">
+      <w:start w:val="1"/>
+      <w:numFmt w:val="bullet"/>
+      <w:lvlText w:val=""/>
+      <w:lvlJc w:val="left"/>
+      <w:pPr>
+        <w:ind w:left="4320" w:hanging="360"/>
+      </w:pPr>
+      <w:rPr>
+        <w:rFonts w:ascii="Wingdings" w:hAnsi="Wingdings" w:hint="default"/>
+      </w:rPr>
+    </w:lvl>
+    <w:lvl w:ilvl="6" w:tplc="041F0001" w:tentative="1">
+      <w:start w:val="1"/>
+      <w:numFmt w:val="bullet"/>
+      <w:lvlText w:val=""/>
+      <w:lvlJc w:val="left"/>
+      <w:pPr>
+        <w:ind w:left="5040" w:hanging="360"/>
+      </w:pPr>
+      <w:rPr>
+        <w:rFonts w:ascii="Symbol" w:hAnsi="Symbol" w:hint="default"/>
+      </w:rPr>
+    </w:lvl>
+    <w:lvl w:ilvl="7" w:tplc="041F0003" w:tentative="1">
+      <w:start w:val="1"/>
+      <w:numFmt w:val="bullet"/>
+      <w:lvlText w:val="o"/>
+      <w:lvlJc w:val="left"/>
+      <w:pPr>
+        <w:ind w:left="5760" w:hanging="360"/>
+      </w:pPr>
+      <w:rPr>
+        <w:rFonts w:ascii="Courier New" w:hAnsi="Courier New" w:cs="Courier New" w:hint="default"/>
+      </w:rPr>
+    </w:lvl>
+    <w:lvl w:ilvl="8" w:tplc="041F0005" w:tentative="1">
+      <w:start w:val="1"/>
+      <w:numFmt w:val="bullet"/>
+      <w:lvlText w:val=""/>
+      <w:lvlJc w:val="left"/>
+      <w:pPr>
+        <w:ind w:left="6480" w:hanging="360"/>
+      </w:pPr>
+      <w:rPr>
+        <w:rFonts w:ascii="Wingdings" w:hAnsi="Wingdings" w:hint="default"/>
+      </w:rPr>
+    </w:lvl>
+  </w:abstractNum>
+  <w:abstractNum w:abstractNumId="7" w15:restartNumberingAfterBreak="0">
     <w:nsid w:val="55DF1DD9"/>
     <w:multiLevelType w:val="multilevel"/>
     <w:tmpl w:val="9482B5BE"/>
@@ -1424,7 +1621,7 @@
       </w:rPr>
     </w:lvl>
   </w:abstractNum>
-  <w:abstractNum w:abstractNumId="7" w15:restartNumberingAfterBreak="0">
+  <w:abstractNum w:abstractNumId="8" w15:restartNumberingAfterBreak="0">
     <w:nsid w:val="7599526F"/>
     <w:multiLevelType w:val="multilevel"/>
     <w:tmpl w:val="684ED2C8"/>
@@ -1570,6 +1767,119 @@
       <w:rPr>
         <w:rFonts w:ascii="Wingdings" w:hAnsi="Wingdings" w:hint="default"/>
         <w:sz w:val="20"/>
+      </w:rPr>
+    </w:lvl>
+  </w:abstractNum>
+  <w:abstractNum w:abstractNumId="9" w15:restartNumberingAfterBreak="0">
+    <w:nsid w:val="7F8E37D4"/>
+    <w:multiLevelType w:val="hybridMultilevel"/>
+    <w:tmpl w:val="053889BE"/>
+    <w:lvl w:ilvl="0" w:tplc="041F0001">
+      <w:start w:val="1"/>
+      <w:numFmt w:val="bullet"/>
+      <w:lvlText w:val=""/>
+      <w:lvlJc w:val="left"/>
+      <w:pPr>
+        <w:ind w:left="720" w:hanging="360"/>
+      </w:pPr>
+      <w:rPr>
+        <w:rFonts w:ascii="Symbol" w:hAnsi="Symbol" w:hint="default"/>
+      </w:rPr>
+    </w:lvl>
+    <w:lvl w:ilvl="1" w:tplc="041F0003" w:tentative="1">
+      <w:start w:val="1"/>
+      <w:numFmt w:val="bullet"/>
+      <w:lvlText w:val="o"/>
+      <w:lvlJc w:val="left"/>
+      <w:pPr>
+        <w:ind w:left="1440" w:hanging="360"/>
+      </w:pPr>
+      <w:rPr>
+        <w:rFonts w:ascii="Courier New" w:hAnsi="Courier New" w:cs="Courier New" w:hint="default"/>
+      </w:rPr>
+    </w:lvl>
+    <w:lvl w:ilvl="2" w:tplc="041F0005" w:tentative="1">
+      <w:start w:val="1"/>
+      <w:numFmt w:val="bullet"/>
+      <w:lvlText w:val=""/>
+      <w:lvlJc w:val="left"/>
+      <w:pPr>
+        <w:ind w:left="2160" w:hanging="360"/>
+      </w:pPr>
+      <w:rPr>
+        <w:rFonts w:ascii="Wingdings" w:hAnsi="Wingdings" w:hint="default"/>
+      </w:rPr>
+    </w:lvl>
+    <w:lvl w:ilvl="3" w:tplc="041F0001" w:tentative="1">
+      <w:start w:val="1"/>
+      <w:numFmt w:val="bullet"/>
+      <w:lvlText w:val=""/>
+      <w:lvlJc w:val="left"/>
+      <w:pPr>
+        <w:ind w:left="2880" w:hanging="360"/>
+      </w:pPr>
+      <w:rPr>
+        <w:rFonts w:ascii="Symbol" w:hAnsi="Symbol" w:hint="default"/>
+      </w:rPr>
+    </w:lvl>
+    <w:lvl w:ilvl="4" w:tplc="041F0003" w:tentative="1">
+      <w:start w:val="1"/>
+      <w:numFmt w:val="bullet"/>
+      <w:lvlText w:val="o"/>
+      <w:lvlJc w:val="left"/>
+      <w:pPr>
+        <w:ind w:left="3600" w:hanging="360"/>
+      </w:pPr>
+      <w:rPr>
+        <w:rFonts w:ascii="Courier New" w:hAnsi="Courier New" w:cs="Courier New" w:hint="default"/>
+      </w:rPr>
+    </w:lvl>
+    <w:lvl w:ilvl="5" w:tplc="041F0005" w:tentative="1">
+      <w:start w:val="1"/>
+      <w:numFmt w:val="bullet"/>
+      <w:lvlText w:val=""/>
+      <w:lvlJc w:val="left"/>
+      <w:pPr>
+        <w:ind w:left="4320" w:hanging="360"/>
+      </w:pPr>
+      <w:rPr>
+        <w:rFonts w:ascii="Wingdings" w:hAnsi="Wingdings" w:hint="default"/>
+      </w:rPr>
+    </w:lvl>
+    <w:lvl w:ilvl="6" w:tplc="041F0001" w:tentative="1">
+      <w:start w:val="1"/>
+      <w:numFmt w:val="bullet"/>
+      <w:lvlText w:val=""/>
+      <w:lvlJc w:val="left"/>
+      <w:pPr>
+        <w:ind w:left="5040" w:hanging="360"/>
+      </w:pPr>
+      <w:rPr>
+        <w:rFonts w:ascii="Symbol" w:hAnsi="Symbol" w:hint="default"/>
+      </w:rPr>
+    </w:lvl>
+    <w:lvl w:ilvl="7" w:tplc="041F0003" w:tentative="1">
+      <w:start w:val="1"/>
+      <w:numFmt w:val="bullet"/>
+      <w:lvlText w:val="o"/>
+      <w:lvlJc w:val="left"/>
+      <w:pPr>
+        <w:ind w:left="5760" w:hanging="360"/>
+      </w:pPr>
+      <w:rPr>
+        <w:rFonts w:ascii="Courier New" w:hAnsi="Courier New" w:cs="Courier New" w:hint="default"/>
+      </w:rPr>
+    </w:lvl>
+    <w:lvl w:ilvl="8" w:tplc="041F0005" w:tentative="1">
+      <w:start w:val="1"/>
+      <w:numFmt w:val="bullet"/>
+      <w:lvlText w:val=""/>
+      <w:lvlJc w:val="left"/>
+      <w:pPr>
+        <w:ind w:left="6480" w:hanging="360"/>
+      </w:pPr>
+      <w:rPr>
+        <w:rFonts w:ascii="Wingdings" w:hAnsi="Wingdings" w:hint="default"/>
       </w:rPr>
     </w:lvl>
   </w:abstractNum>
@@ -1592,15 +1902,80 @@
     <w:abstractNumId w:val="3"/>
   </w:num>
   <w:num w:numId="7" w16cid:durableId="1977105847">
-    <w:abstractNumId w:val="6"/>
+    <w:abstractNumId w:val="7"/>
   </w:num>
   <w:num w:numId="8" w16cid:durableId="1953123623">
-    <w:abstractNumId w:val="7"/>
+    <w:abstractNumId w:val="8"/>
+  </w:num>
+  <w:num w:numId="9" w16cid:durableId="890766702">
+    <w:abstractNumId w:val="9"/>
+  </w:num>
+  <w:num w:numId="10" w16cid:durableId="1894658479">
+    <w:abstractNumId w:val="6"/>
   </w:num>
 </w:numbering>
 </file>
 
-<file path=word/styles.xml><?xml version="1.0" encoding="utf-8"?>
+<file path=word\settings.xml><?xml version="1.0" encoding="utf-8"?>
+<w:settings xmlns:mc="http://schemas.openxmlformats.org/markup-compatibility/2006" xmlns:o="urn:schemas-microsoft-com:office:office" xmlns:r="http://schemas.openxmlformats.org/officeDocument/2006/relationships" xmlns:m="http://schemas.openxmlformats.org/officeDocument/2006/math" xmlns:v="urn:schemas-microsoft-com:vml" xmlns:w10="urn:schemas-microsoft-com:office:word" xmlns:w="http://schemas.openxmlformats.org/wordprocessingml/2006/main" xmlns:w14="http://schemas.microsoft.com/office/word/2010/wordml" xmlns:w15="http://schemas.microsoft.com/office/word/2012/wordml" xmlns:w16cex="http://schemas.microsoft.com/office/word/2018/wordml/cex" xmlns:w16cid="http://schemas.microsoft.com/office/word/2016/wordml/cid" xmlns:w16="http://schemas.microsoft.com/office/word/2018/wordml" xmlns:w16du="http://schemas.microsoft.com/office/word/2023/wordml/word16du" xmlns:w16sdtdh="http://schemas.microsoft.com/office/word/2020/wordml/sdtdatahash" xmlns:w16sdtfl="http://schemas.microsoft.com/office/word/2024/wordml/sdtformatlock" xmlns:w16se="http://schemas.microsoft.com/office/word/2015/wordml/symex" xmlns:sl="http://schemas.openxmlformats.org/schemaLibrary/2006/main" mc:Ignorable="w14 w15 w16se w16cid w16 w16cex w16sdtdh w16sdtfl w16du">
+  <w:zoom w:percent="130"/>
+  <w:proofState w:spelling="clean"/>
+  <w:defaultTabStop w:val="708"/>
+  <w:hyphenationZone w:val="425"/>
+  <w:characterSpacingControl w:val="doNotCompress"/>
+  <w:compat>
+    <w:compatSetting w:name="compatibilityMode" w:uri="http://schemas.microsoft.com/office/word" w:val="15"/>
+    <w:compatSetting w:name="overrideTableStyleFontSizeAndJustification" w:uri="http://schemas.microsoft.com/office/word" w:val="1"/>
+    <w:compatSetting w:name="enableOpenTypeFeatures" w:uri="http://schemas.microsoft.com/office/word" w:val="1"/>
+    <w:compatSetting w:name="doNotFlipMirrorIndents" w:uri="http://schemas.microsoft.com/office/word" w:val="1"/>
+    <w:compatSetting w:name="differentiateMultirowTableHeaders" w:uri="http://schemas.microsoft.com/office/word" w:val="1"/>
+    <w:compatSetting w:name="useWord2013TrackBottomHyphenation" w:uri="http://schemas.microsoft.com/office/word" w:val="0"/>
+  </w:compat>
+  <w:rsids>
+    <w:rsidRoot w:val="0099124B"/>
+    <w:rsid w:val="00017230"/>
+    <w:rsid w:val="000E0F9D"/>
+    <w:rsid w:val="00263EB9"/>
+    <w:rsid w:val="0045422F"/>
+    <w:rsid w:val="0086645E"/>
+    <w:rsid w:val="008C1721"/>
+    <w:rsid w:val="0099124B"/>
+    <w:rsid w:val="00A02BA4"/>
+    <w:rsid w:val="00A270CD"/>
+    <w:rsid w:val="00C87377"/>
+    <w:rsid w:val="00EF009E"/>
+    <w:rsid w:val="00F53633"/>
+  </w:rsids>
+  <m:mathPr>
+    <m:mathFont m:val="Cambria Math"/>
+    <m:brkBin m:val="before"/>
+    <m:brkBinSub m:val="--"/>
+    <m:smallFrac m:val="0"/>
+    <m:dispDef/>
+    <m:lMargin m:val="0"/>
+    <m:rMargin m:val="0"/>
+    <m:defJc m:val="centerGroup"/>
+    <m:wrapIndent m:val="1440"/>
+    <m:intLim m:val="subSup"/>
+    <m:naryLim m:val="undOvr"/>
+  </m:mathPr>
+  <w:themeFontLang w:val="tr-TR"/>
+  <w:clrSchemeMapping w:bg1="light1" w:t1="dark1" w:bg2="light2" w:t2="dark2" w:accent1="accent1" w:accent2="accent2" w:accent3="accent3" w:accent4="accent4" w:accent5="accent5" w:accent6="accent6" w:hyperlink="hyperlink" w:followedHyperlink="followedHyperlink"/>
+  <w:shapeDefaults>
+    <o:shapedefaults v:ext="edit" spidmax="1026"/>
+    <o:shapelayout v:ext="edit">
+      <o:idmap v:ext="edit" data="1"/>
+    </o:shapelayout>
+  </w:shapeDefaults>
+  <w:decimalSymbol w:val=","/>
+  <w:listSeparator w:val=";"/>
+  <w14:docId w14:val="775845E7"/>
+  <w15:chartTrackingRefBased/>
+  <w15:docId w15:val="{CD503B78-E9A0-4E77-9425-6597806D5085}"/>
+</w:settings>
+</file>
+
+<file path=word\styles.xml><?xml version="1.0" encoding="utf-8"?>
 <w:styles xmlns:mc="http://schemas.openxmlformats.org/markup-compatibility/2006" xmlns:r="http://schemas.openxmlformats.org/officeDocument/2006/relationships" xmlns:w="http://schemas.openxmlformats.org/wordprocessingml/2006/main" xmlns:w14="http://schemas.microsoft.com/office/word/2010/wordml" xmlns:w15="http://schemas.microsoft.com/office/word/2012/wordml" xmlns:w16cex="http://schemas.microsoft.com/office/word/2018/wordml/cex" xmlns:w16cid="http://schemas.microsoft.com/office/word/2016/wordml/cid" xmlns:w16="http://schemas.microsoft.com/office/word/2018/wordml" xmlns:w16du="http://schemas.microsoft.com/office/word/2023/wordml/word16du" xmlns:w16sdtdh="http://schemas.microsoft.com/office/word/2020/wordml/sdtdatahash" xmlns:w16sdtfl="http://schemas.microsoft.com/office/word/2024/wordml/sdtformatlock" xmlns:w16se="http://schemas.microsoft.com/office/word/2015/wordml/symex" mc:Ignorable="w14 w15 w16se w16cid w16 w16cex w16sdtdh w16sdtfl w16du">
   <w:docDefaults>
     <w:rPrDefault>
@@ -2203,7 +2578,6 @@
   <w:style w:type="character" w:default="1" w:styleId="VarsaylanParagrafYazTipi">
     <w:name w:val="Default Paragraph Font"/>
     <w:uiPriority w:val="1"/>
-    <w:semiHidden/>
     <w:unhideWhenUsed/>
   </w:style>
   <w:style w:type="table" w:default="1" w:styleId="NormalTablo">
@@ -2550,7 +2924,7 @@
 </w:styles>
 </file>
 
-<file path=word/theme/theme1.xml><?xml version="1.0" encoding="utf-8"?>
+<file path=word\theme\theme1.xml><?xml version="1.0" encoding="utf-8"?>
 <a:theme xmlns:a="http://schemas.openxmlformats.org/drawingml/2006/main" name="Office Teması">
   <a:themeElements>
     <a:clrScheme name="Office">
@@ -2843,4 +3217,12 @@
     </a:ext>
   </a:extLst>
 </a:theme>
+</file>
+
+<file path=word\webSettings.xml><?xml version="1.0" encoding="utf-8"?>
+<w:webSettings xmlns:mc="http://schemas.openxmlformats.org/markup-compatibility/2006" xmlns:r="http://schemas.openxmlformats.org/officeDocument/2006/relationships" xmlns:w="http://schemas.openxmlformats.org/wordprocessingml/2006/main" xmlns:w14="http://schemas.microsoft.com/office/word/2010/wordml" xmlns:w15="http://schemas.microsoft.com/office/word/2012/wordml" xmlns:w16cex="http://schemas.microsoft.com/office/word/2018/wordml/cex" xmlns:w16cid="http://schemas.microsoft.com/office/word/2016/wordml/cid" xmlns:w16="http://schemas.microsoft.com/office/word/2018/wordml" xmlns:w16du="http://schemas.microsoft.com/office/word/2023/wordml/word16du" xmlns:w16sdtdh="http://schemas.microsoft.com/office/word/2020/wordml/sdtdatahash" xmlns:w16sdtfl="http://schemas.microsoft.com/office/word/2024/wordml/sdtformatlock" xmlns:w16se="http://schemas.microsoft.com/office/word/2015/wordml/symex" mc:Ignorable="w14 w15 w16se w16cid w16 w16cex w16sdtdh w16sdtfl w16du">
+  <w:optimizeForBrowser/>
+  <w:relyOnVML/>
+  <w:allowPNG/>
+</w:webSettings>
 </file>
--- a/Açılış cümlelerim/Açılış cümleleri.docx
+++ b/Açılış cümlelerim/Açılış cümleleri.docx
@@ -1,55 +1,5 @@
 
-<file path=docProps\app.xml><?xml version="1.0" encoding="utf-8"?>
-<Properties xmlns="http://schemas.openxmlformats.org/officeDocument/2006/extended-properties" xmlns:vt="http://schemas.openxmlformats.org/officeDocument/2006/docPropsVTypes">
-  <Template>Normal</Template>
-  <TotalTime>42</TotalTime>
-  <Pages>4</Pages>
-  <Words>1094</Words>
-  <Characters>6238</Characters>
-  <Application>Microsoft Office Word</Application>
-  <DocSecurity>0</DocSecurity>
-  <Lines>51</Lines>
-  <Paragraphs>14</Paragraphs>
-  <ScaleCrop>false</ScaleCrop>
-  <HeadingPairs>
-    <vt:vector size="2" baseType="variant">
-      <vt:variant>
-        <vt:lpstr>Konu Başlığı</vt:lpstr>
-      </vt:variant>
-      <vt:variant>
-        <vt:i4>1</vt:i4>
-      </vt:variant>
-    </vt:vector>
-  </HeadingPairs>
-  <TitlesOfParts>
-    <vt:vector size="1" baseType="lpstr">
-      <vt:lpstr/>
-    </vt:vector>
-  </TitlesOfParts>
-  <Company/>
-  <LinksUpToDate>false</LinksUpToDate>
-  <CharactersWithSpaces>7318</CharactersWithSpaces>
-  <SharedDoc>false</SharedDoc>
-  <HyperlinksChanged>false</HyperlinksChanged>
-  <AppVersion>16.0000</AppVersion>
-</Properties>
-</file>
-
-<file path=docProps\core.xml><?xml version="1.0" encoding="utf-8"?>
-<cp:coreProperties xmlns:cp="http://schemas.openxmlformats.org/package/2006/metadata/core-properties" xmlns:dc="http://purl.org/dc/elements/1.1/" xmlns:dcterms="http://purl.org/dc/terms/" xmlns:dcmitype="http://purl.org/dc/dcmitype/" xmlns:xsi="http://www.w3.org/2001/XMLSchema-instance">
-  <dc:title/>
-  <dc:subject/>
-  <dc:creator>Hulya Durgut</dc:creator>
-  <cp:keywords/>
-  <dc:description/>
-  <cp:lastModifiedBy>Hulya Durgut</cp:lastModifiedBy>
-  <cp:revision>7</cp:revision>
-  <dcterms:created xsi:type="dcterms:W3CDTF">2026-06-06T03:56:00Z</dcterms:created>
-  <dcterms:modified xsi:type="dcterms:W3CDTF">2026-06-12T08:48:00Z</dcterms:modified>
-</cp:coreProperties>
-</file>
-
-<file path=word\document.xml><?xml version="1.0" encoding="utf-8"?>
+<file path=word/document.xml><?xml version="1.0" encoding="utf-8"?>
 <w:document xmlns:w="http://schemas.openxmlformats.org/wordprocessingml/2006/main">
   <w:body>
     <w:p>
@@ -395,6 +345,591 @@
     <w:p>
       <w:r>
         <w:t xml:space="preserve">Dünün rutinini sürdürürsen, yarının dününden farklı olmaz.</w:t>
+      </w:r>
+    </w:p>
+    <w:p>
+      <w:r>
+        <w:t xml:space="preserve">Bugünün hazırlığı, yarının başarısını belirler.</w:t>
+      </w:r>
+    </w:p>
+    <w:p>
+      <w:r>
+        <w:t xml:space="preserve">Her şey yolunda; her şey benim için en hayırlı şekilde gelişiyor.</w:t>
+      </w:r>
+    </w:p>
+    <w:p>
+      <w:r>
+        <w:t xml:space="preserve">Bu durumdan yalnızca iyilik gelecek; ben güvendeyim.</w:t>
+      </w:r>
+    </w:p>
+    <w:p>
+      <w:r>
+        <w:t xml:space="preserve">Kendimi bağışlar, kabul eder ve kendime güvenirim.</w:t>
+      </w:r>
+    </w:p>
+    <w:p>
+      <w:r>
+        <w:t xml:space="preserve">Görmezden gelinen duygu kaybolmaz, yoğunlaşır.</w:t>
+      </w:r>
+    </w:p>
+    <w:p>
+      <w:r>
+        <w:t xml:space="preserve">Bazen ışığımız söner, sonra başka biri onu yeniden yakar; bu insanlara minnettarız.</w:t>
+      </w:r>
+    </w:p>
+    <w:p>
+      <w:r>
+        <w:t xml:space="preserve">Sana gelen herkes daha mutlu ayrılsın; bakışında ve gülüşünde nezaket olsun.</w:t>
+      </w:r>
+    </w:p>
+    <w:p>
+      <w:r>
+        <w:t xml:space="preserve">Mutlu etmek de mutlu olmak da şefkatle başlar.</w:t>
+      </w:r>
+    </w:p>
+    <w:p>
+      <w:r>
+        <w:t xml:space="preserve">Senin yapamadığını ben, benim yapamadığımı sen yaparsın; birlikte harikalar yaratırız.</w:t>
+      </w:r>
+    </w:p>
+    <w:p>
+      <w:r>
+        <w:t xml:space="preserve">Yaptığın, okyanusta bir damla olabilir; ama o damla olmasa okyanus eksik kalırdı.</w:t>
+      </w:r>
+    </w:p>
+    <w:p>
+      <w:r>
+        <w:t xml:space="preserve">Büyük işler yoktur; yalnızca büyük sevgiyle yapılmış küçük işler vardır.</w:t>
+      </w:r>
+    </w:p>
+    <w:p>
+      <w:r>
+        <w:t xml:space="preserve">Birbirimizi hep gülümseyerek selamlayalım; sevgi böyle başlar.</w:t>
+      </w:r>
+    </w:p>
+    <w:p>
+      <w:r>
+        <w:t xml:space="preserve">Sorgulanmamış bir hayat yaşanmaya değmez.</w:t>
+      </w:r>
+    </w:p>
+    <w:p>
+      <w:r>
+        <w:t xml:space="preserve">Uzun bir yolculuk, tek bir adımla başlar.</w:t>
+      </w:r>
+    </w:p>
+    <w:p>
+      <w:r>
+        <w:t xml:space="preserve">Herkes özgün doğar; çoğu kopya olarak ölür.</w:t>
+      </w:r>
+    </w:p>
+    <w:p>
+      <w:r>
+        <w:t xml:space="preserve">Yanılabilirsin, sorun değil; yeter ki daima kendin düşün.</w:t>
+      </w:r>
+    </w:p>
+    <w:p>
+      <w:r>
+        <w:t xml:space="preserve">Kalp kırıldıktan sonra gelen özür, doyduktan sonra gelen tuz gibidir.</w:t>
+      </w:r>
+    </w:p>
+    <w:p>
+      <w:r>
+        <w:t xml:space="preserve">Sonunda, düşmanlarımızın sözlerini değil dostlarımızın sessizliğini hatırlarız.</w:t>
+      </w:r>
+    </w:p>
+    <w:p>
+      <w:r>
+        <w:t xml:space="preserve">Hayal gücü bilgiden önemlidir; bilgi sınırlı, hayal gücü sonsuzdur.</w:t>
+      </w:r>
+    </w:p>
+    <w:p>
+      <w:r>
+        <w:t xml:space="preserve">Erdem; doğru olanı, doğru ölçüde, doğru zamanda ve doğru nedenle yapmaktır.</w:t>
+      </w:r>
+    </w:p>
+    <w:p>
+      <w:r>
+        <w:t xml:space="preserve">Büyük fikirlerin peşinde olanlar, büyük hatalar da yapar.</w:t>
+      </w:r>
+    </w:p>
+    <w:p>
+      <w:r>
+        <w:t xml:space="preserve">Kendine düşman olan, başkasına nasıl dost olabilir?</w:t>
+      </w:r>
+    </w:p>
+    <w:p>
+      <w:r>
+        <w:t xml:space="preserve">İçinde yaşadığın an, geleceği kemiren geçmiştir.</w:t>
+      </w:r>
+    </w:p>
+    <w:p>
+      <w:r>
+        <w:t xml:space="preserve">Düşünüyorum, öyleyse varım.</w:t>
+      </w:r>
+    </w:p>
+    <w:p>
+      <w:r>
+        <w:t xml:space="preserve">İnsan özgür doğar, ama her yerde zincire vurulur.</w:t>
+      </w:r>
+    </w:p>
+    <w:p>
+      <w:r>
+        <w:t xml:space="preserve">Kendi yolunda yanılmak, başkasının yolunda doğru gitmekten iyidir.</w:t>
+      </w:r>
+    </w:p>
+    <w:p>
+      <w:r>
+        <w:t xml:space="preserve">Ne yaparsan yap; bir gün ya yaptıklarına ya da yapmadıklarına yanarsın.</w:t>
+      </w:r>
+    </w:p>
+    <w:p>
+      <w:r>
+        <w:t xml:space="preserve">Sevmek, birinde aşkı aramak değil; beklenmedik bir anda kendini bulmaktır.</w:t>
+      </w:r>
+    </w:p>
+    <w:p>
+      <w:r>
+        <w:t xml:space="preserve">Ruhu yücelten bir acı, ucuz bir mutluluktan değerlidir.</w:t>
+      </w:r>
+    </w:p>
+    <w:p>
+      <w:r>
+        <w:t xml:space="preserve">İnsanı en çok, yaşanabilecekken yaşanmamış mutluluklar acıtır.</w:t>
+      </w:r>
+    </w:p>
+    <w:p>
+      <w:r>
+        <w:t xml:space="preserve">Bilgelik, ruhun en saf ışığıdır.</w:t>
+      </w:r>
+    </w:p>
+    <w:p>
+      <w:r>
+        <w:t xml:space="preserve">İçten ve güzel olan her şey, er geç kendini affettirir.</w:t>
+      </w:r>
+    </w:p>
+    <w:p>
+      <w:r>
+        <w:t xml:space="preserve">Öğretmek, iki kez öğrenmektir.</w:t>
+      </w:r>
+    </w:p>
+    <w:p>
+      <w:r>
+        <w:t xml:space="preserve">İyi insan, söylediğini yapan ve yapabileceğini söyleyendir.</w:t>
+      </w:r>
+    </w:p>
+    <w:p>
+      <w:r>
+        <w:t xml:space="preserve">Başarı, cesur adımların atıldığı yerde doğar.</w:t>
+      </w:r>
+    </w:p>
+    <w:p>
+      <w:r>
+        <w:t xml:space="preserve">Pozitif bir zihin, pozitif bir hayat yaratır.</w:t>
+      </w:r>
+    </w:p>
+    <w:p>
+      <w:r>
+        <w:t xml:space="preserve">Kendine inanmak, başarının yarısıdır.</w:t>
+      </w:r>
+    </w:p>
+    <w:p>
+      <w:r>
+        <w:t xml:space="preserve">Duvara çarptığında geri dönme; etrafından dolaşmanın ya da içinden geçmenin yolunu bul.</w:t>
+      </w:r>
+    </w:p>
+    <w:p>
+      <w:r>
+        <w:t xml:space="preserve">Hayatta en önemli şey, kendi şansını kendin yaratmaktır.</w:t>
+      </w:r>
+    </w:p>
+    <w:p>
+      <w:r>
+        <w:t xml:space="preserve">Bugün attığın küçük bir adım, yarının büyük değişimini başlatabilir.</w:t>
+      </w:r>
+    </w:p>
+    <w:p>
+      <w:r>
+        <w:t xml:space="preserve">Kendine inandığında, yol da seninle birlikte açılır.</w:t>
+      </w:r>
+    </w:p>
+    <w:p>
+      <w:r>
+        <w:t xml:space="preserve">Her yeni gün, yeniden başlamak için bir fırsattır.</w:t>
+      </w:r>
+    </w:p>
+    <w:p>
+      <w:r>
+        <w:t xml:space="preserve">Gücün, düşündüğünden çok daha büyük.</w:t>
+      </w:r>
+    </w:p>
+    <w:p>
+      <w:r>
+        <w:t xml:space="preserve">Vazgeçmediğin sürece ilerliyorsun.</w:t>
+      </w:r>
+    </w:p>
+    <w:p>
+      <w:r>
+        <w:t xml:space="preserve">Bazen en büyük gelişim, sessizce devam etmektir.</w:t>
+      </w:r>
+    </w:p>
+    <w:p>
+      <w:r>
+        <w:t xml:space="preserve">Kendine verdiğin emek asla boşa gitmez.</w:t>
+      </w:r>
+    </w:p>
+    <w:p>
+      <w:r>
+        <w:t xml:space="preserve">Bugün elinden gelenin en iyisini yapman yeterli.</w:t>
+      </w:r>
+    </w:p>
+    <w:p>
+      <w:r>
+        <w:t xml:space="preserve">Hayat acele etmez; sen de etmek zorunda değilsin.</w:t>
+      </w:r>
+    </w:p>
+    <w:p>
+      <w:r>
+        <w:t xml:space="preserve">Küçük alışkanlıklar, büyük dönüşümlerin temelidir.</w:t>
+      </w:r>
+    </w:p>
+    <w:p>
+      <w:r>
+        <w:t xml:space="preserve">İçindeki ışık, en karanlık günlerde bile sönmez.</w:t>
+      </w:r>
+    </w:p>
+    <w:p>
+      <w:r>
+        <w:t xml:space="preserve">Kendine nazik davranmak da bir güçtür.</w:t>
+      </w:r>
+    </w:p>
+    <w:p>
+      <w:r>
+        <w:t xml:space="preserve">Her deneyim, seni olduğun kişiye dönüştürür.</w:t>
+      </w:r>
+    </w:p>
+    <w:p>
+      <w:r>
+        <w:t xml:space="preserve">Bir adım daha at; gerisi zamanla gelir.</w:t>
+      </w:r>
+    </w:p>
+    <w:p>
+      <w:r>
+        <w:t xml:space="preserve">İlerlemenin sırrı mükemmel olmak değil, devam etmektir.</w:t>
+      </w:r>
+    </w:p>
+    <w:p>
+      <w:r>
+        <w:t xml:space="preserve">Kendini olduğun gibi kabul etmek, dönüşümün başlangıcıdır.</w:t>
+      </w:r>
+    </w:p>
+    <w:p>
+      <w:r>
+        <w:t xml:space="preserve">Kalbinin sesini duyduğunda, yolunu da bulursun.</w:t>
+      </w:r>
+    </w:p>
+    <w:p>
+      <w:r>
+        <w:t xml:space="preserve">Değişim, yeni bir seçim yaptığın anda başlar.</w:t>
+      </w:r>
+    </w:p>
+    <w:p>
+      <w:r>
+        <w:t xml:space="preserve">Güven, bazen tüm cevapları bilmeden ilerleyebilmektir.</w:t>
+      </w:r>
+    </w:p>
+    <w:p>
+      <w:r>
+        <w:t xml:space="preserve">Kendine verdiğin değer, hayatına yansır.</w:t>
+      </w:r>
+    </w:p>
+    <w:p>
+      <w:r>
+        <w:t xml:space="preserve">Cesaret, korkunun yokluğu değil, ona rağmen ilerlemektir.</w:t>
+      </w:r>
+    </w:p>
+    <w:p>
+      <w:r>
+        <w:t xml:space="preserve">Bugün kendin için yaptığın şey, gelecekteki sana bir hediyedir.</w:t>
+      </w:r>
+    </w:p>
+    <w:p>
+      <w:r>
+        <w:t xml:space="preserve">Kendini kıyaslamadan büyümeye izin ver.</w:t>
+      </w:r>
+    </w:p>
+    <w:p>
+      <w:r>
+        <w:t xml:space="preserve">İç huzura attığın her adım değerlidir.</w:t>
+      </w:r>
+    </w:p>
+    <w:p>
+      <w:r>
+        <w:t xml:space="preserve">Işığını aramayı bırakma; o zaten içinde.</w:t>
+      </w:r>
+    </w:p>
+    <w:p>
+      <w:r>
+        <w:t xml:space="preserve">Başarı, her gün gösterdiğin küçük çabaların toplamıdır.</w:t>
+      </w:r>
+    </w:p>
+    <w:p>
+      <w:r>
+        <w:t xml:space="preserve">Her zorluk, içinde yeni bir fırsat saklar.</w:t>
+      </w:r>
+    </w:p>
+    <w:p>
+      <w:r>
+        <w:t xml:space="preserve">Bugün attığın tohumlar, yarının meyvelerini verir.</w:t>
+      </w:r>
+    </w:p>
+    <w:p>
+      <w:r>
+        <w:t xml:space="preserve">Kendini geliştirmek için asla geç değildir.</w:t>
+      </w:r>
+    </w:p>
+    <w:p>
+      <w:r>
+        <w:t xml:space="preserve">Sabır, büyük hedeflerin sessiz ortağıdır.</w:t>
+      </w:r>
+    </w:p>
+    <w:p>
+      <w:r>
+        <w:t xml:space="preserve">Hatalar, öğrenmenin doğal bir parçasıdır.</w:t>
+      </w:r>
+    </w:p>
+    <w:p>
+      <w:r>
+        <w:t xml:space="preserve">Kendi hikâyenin kahramanı olmayı seç.</w:t>
+      </w:r>
+    </w:p>
+    <w:p>
+      <w:r>
+        <w:t xml:space="preserve">Umut, en karanlık anlarda bile yol gösterir.</w:t>
+      </w:r>
+    </w:p>
+    <w:p>
+      <w:r>
+        <w:t xml:space="preserve">Kendine yatırım yapmak, en değerli seçimlerden biridir.</w:t>
+      </w:r>
+    </w:p>
+    <w:p>
+      <w:r>
+        <w:t xml:space="preserve">Hayallerin, onları gerçekleştirecek gücü de içinde taşır.</w:t>
+      </w:r>
+    </w:p>
+    <w:p>
+      <w:r>
+        <w:t xml:space="preserve">Bugün gösterdiğin cesaret, yarınını şekillendirir.</w:t>
+      </w:r>
+    </w:p>
+    <w:p>
+      <w:r>
+        <w:t xml:space="preserve">Her yeni başlangıç, içinde sonsuz ihtimal barındırır.</w:t>
+      </w:r>
+    </w:p>
+    <w:p>
+      <w:r>
+        <w:t xml:space="preserve">Kendini sevmek, hayatını değiştiren bir karardır.</w:t>
+      </w:r>
+    </w:p>
+    <w:p>
+      <w:r>
+        <w:t xml:space="preserve">Yolun yavaş olması, yanlış yolda olduğun anlamına gelmez.</w:t>
+      </w:r>
+    </w:p>
+    <w:p>
+      <w:r>
+        <w:t xml:space="preserve">İçindeki potansiyel, keşfedilmeyi bekliyor.</w:t>
+      </w:r>
+    </w:p>
+    <w:p>
+      <w:r>
+        <w:t xml:space="preserve">Küçük ilerlemeler de ilerlemedir.</w:t>
+      </w:r>
+    </w:p>
+    <w:p>
+      <w:r>
+        <w:t xml:space="preserve">Kendine verdiğin sözleri tutmak, özgüvenini büyütür.</w:t>
+      </w:r>
+    </w:p>
+    <w:p>
+      <w:r>
+        <w:t xml:space="preserve">Güzel şeyler, zaman ve emek ister.</w:t>
+      </w:r>
+    </w:p>
+    <w:p>
+      <w:r>
+        <w:t xml:space="preserve">Kendini olduğundan eksik görme; çok daha fazlasısın.</w:t>
+      </w:r>
+    </w:p>
+    <w:p>
+      <w:r>
+        <w:t xml:space="preserve">Her nefes, yeni bir başlangıç için fırsattır.</w:t>
+      </w:r>
+    </w:p>
+    <w:p>
+      <w:r>
+        <w:t xml:space="preserve">Başkalarının hızına değil, kendi ritmine odaklan.</w:t>
+      </w:r>
+    </w:p>
+    <w:p>
+      <w:r>
+        <w:t xml:space="preserve">Sen değiştikçe, hayatın da seninle dönüşür.</w:t>
+      </w:r>
+    </w:p>
+    <w:p>
+      <w:r>
+        <w:t xml:space="preserve">Işığın bazen sessizce parlar, ama her zaman oradadır.</w:t>
+      </w:r>
+    </w:p>
+    <w:p>
+      <w:r>
+        <w:t xml:space="preserve">Büyümek, her gün biraz daha kendin olmaktır.</w:t>
+      </w:r>
+    </w:p>
+    <w:p>
+      <w:r>
+        <w:t xml:space="preserve">Hayat sana karşı değil, seninle birlikte akıyor.</w:t>
+      </w:r>
+    </w:p>
+    <w:p>
+      <w:r>
+        <w:t xml:space="preserve">Hayatındaki güzellikleri fark etmeye izin ver.</w:t>
+      </w:r>
+    </w:p>
+    <w:p>
+      <w:r>
+        <w:t xml:space="preserve">Yolunu kaybettiğini sandığın anlar bile sana bir şey öğretir.</w:t>
+      </w:r>
+    </w:p>
+    <w:p>
+      <w:r>
+        <w:t xml:space="preserve">Bugün, umut etmek için güzel bir gün.</w:t>
+      </w:r>
+    </w:p>
+    <w:p>
+      <w:r>
+        <w:t xml:space="preserve">Kendini olduğun gibi kabul etmek özgürlüktür.</w:t>
+      </w:r>
+    </w:p>
+    <w:p>
+      <w:r>
+        <w:t xml:space="preserve">Kendi hikâyeni sevgiyle yazıyorsun.</w:t>
+      </w:r>
+    </w:p>
+    <w:p>
+      <w:r>
+        <w:t xml:space="preserve">Gücünü hatırladığında, korkular küçülmeye başlar.</w:t>
+      </w:r>
+    </w:p>
+    <w:p>
+      <w:r>
+        <w:t xml:space="preserve">Sevgiyle atılan adımlar, her zaman doğru yöne gider.</w:t>
+      </w:r>
+    </w:p>
+    <w:p>
+      <w:r>
+        <w:t xml:space="preserve">Bugün olduğun kişiyle gurur duyabilirsin.</w:t>
+      </w:r>
+    </w:p>
+    <w:p>
+      <w:r>
+        <w:t xml:space="preserve">Hayallerin gerçekleşmeyi hak ediyor.</w:t>
+      </w:r>
+    </w:p>
+    <w:p>
+      <w:r>
+        <w:t xml:space="preserve">İç sesin, sana sandığından çok daha fazla rehberlik eder.</w:t>
+      </w:r>
+    </w:p>
+    <w:p>
+      <w:r>
+        <w:t xml:space="preserve">Zor zamanlar da geçicidir.</w:t>
+      </w:r>
+    </w:p>
+    <w:p>
+      <w:r>
+        <w:t xml:space="preserve">Her şey, tam olması gereken zamanda gerçekleşir.</w:t>
+      </w:r>
+    </w:p>
+    <w:p>
+      <w:r>
+        <w:t xml:space="preserve">Bugün, bir şeyleri farklı yapma şansın var.</w:t>
+      </w:r>
+    </w:p>
+    <w:p>
+      <w:r>
+        <w:t xml:space="preserve">Kendi değerini, başkalarının onayına bağlama.</w:t>
+      </w:r>
+    </w:p>
+    <w:p>
+      <w:r>
+        <w:t xml:space="preserve">Hayat, küçük güzelliklerle doludur.</w:t>
+      </w:r>
+    </w:p>
+    <w:p>
+      <w:r>
+        <w:t xml:space="preserve">Kendini seçmek bencillik değil, öz saygıdır.</w:t>
+      </w:r>
+    </w:p>
+    <w:p>
+      <w:r>
+        <w:t xml:space="preserve">Yolculuğunun her adımı bir anlam taşır.</w:t>
+      </w:r>
+    </w:p>
+    <w:p>
+      <w:r>
+        <w:t xml:space="preserve">Sevgi verdiğinde, sevgi çoğalır.</w:t>
+      </w:r>
+    </w:p>
+    <w:p>
+      <w:r>
+        <w:t xml:space="preserve">Her gün yeni bir farkındalık kazanıyorsun.</w:t>
+      </w:r>
+    </w:p>
+    <w:p>
+      <w:r>
+        <w:t xml:space="preserve">Hayatına güzellik katacak seçimler yapabilirsin.</w:t>
+      </w:r>
+    </w:p>
+    <w:p>
+      <w:r>
+        <w:t xml:space="preserve">Hayatın sunduğu fırsatlara açık ol.</w:t>
+      </w:r>
+    </w:p>
+    <w:p>
+      <w:r>
+        <w:t xml:space="preserve">Bugün kendin için güzel bir şey yap.</w:t>
+      </w:r>
+    </w:p>
+    <w:p>
+      <w:r>
+        <w:t xml:space="preserve">Hayat bazen yavaşlamanı ve nefes almanı ister.</w:t>
+      </w:r>
+    </w:p>
+    <w:p>
+      <w:r>
+        <w:t xml:space="preserve">Mutluluk bir varış noktası değil, bir yolculuktur.</w:t>
+      </w:r>
+    </w:p>
+    <w:p>
+      <w:r>
+        <w:t xml:space="preserve">İçindeki bilgelik, sana yol göstermeye devam ediyor.</w:t>
+      </w:r>
+    </w:p>
+    <w:p>
+      <w:r>
+        <w:t xml:space="preserve">Sabırlı ol; güzel şeyler filizleniyor.</w:t>
+      </w:r>
+    </w:p>
+    <w:p>
+      <w:r>
+        <w:t xml:space="preserve">Kalbini kapatma; hayat sürprizlerle dolu.</w:t>
+      </w:r>
+    </w:p>
+    <w:p>
+      <w:r>
+        <w:t xml:space="preserve">Senin varlığın bu dünyaya değer katıyor.</w:t>
       </w:r>
     </w:p>
     <w:sectPr/>
@@ -402,68 +937,7 @@
 </w:document>
 </file>
 
-<file path=word\fontTable.xml><?xml version="1.0" encoding="utf-8"?>
-<w:fonts xmlns:mc="http://schemas.openxmlformats.org/markup-compatibility/2006" xmlns:r="http://schemas.openxmlformats.org/officeDocument/2006/relationships" xmlns:w="http://schemas.openxmlformats.org/wordprocessingml/2006/main" xmlns:w14="http://schemas.microsoft.com/office/word/2010/wordml" xmlns:w15="http://schemas.microsoft.com/office/word/2012/wordml" xmlns:w16cex="http://schemas.microsoft.com/office/word/2018/wordml/cex" xmlns:w16cid="http://schemas.microsoft.com/office/word/2016/wordml/cid" xmlns:w16="http://schemas.microsoft.com/office/word/2018/wordml" xmlns:w16du="http://schemas.microsoft.com/office/word/2023/wordml/word16du" xmlns:w16sdtdh="http://schemas.microsoft.com/office/word/2020/wordml/sdtdatahash" xmlns:w16sdtfl="http://schemas.microsoft.com/office/word/2024/wordml/sdtformatlock" xmlns:w16se="http://schemas.microsoft.com/office/word/2015/wordml/symex" mc:Ignorable="w14 w15 w16se w16cid w16 w16cex w16sdtdh w16sdtfl w16du">
-  <w:font w:name="Symbol">
-    <w:panose1 w:val="05050102010706020507"/>
-    <w:charset w:val="02"/>
-    <w:family w:val="roman"/>
-    <w:pitch w:val="variable"/>
-    <w:sig w:usb0="00000000" w:usb1="10000000" w:usb2="00000000" w:usb3="00000000" w:csb0="80000000" w:csb1="00000000"/>
-  </w:font>
-  <w:font w:name="Times New Roman">
-    <w:panose1 w:val="02020603050405020304"/>
-    <w:charset w:val="00"/>
-    <w:family w:val="roman"/>
-    <w:pitch w:val="variable"/>
-    <w:sig w:usb0="E0002EFF" w:usb1="C000785B" w:usb2="00000009" w:usb3="00000000" w:csb0="000001FF" w:csb1="00000000"/>
-  </w:font>
-  <w:font w:name="Courier New">
-    <w:panose1 w:val="02070309020205020404"/>
-    <w:charset w:val="00"/>
-    <w:family w:val="modern"/>
-    <w:pitch w:val="fixed"/>
-    <w:sig w:usb0="E0002EFF" w:usb1="C0007843" w:usb2="00000009" w:usb3="00000000" w:csb0="000001FF" w:csb1="00000000"/>
-  </w:font>
-  <w:font w:name="Wingdings">
-    <w:panose1 w:val="05000000000000000000"/>
-    <w:charset w:val="02"/>
-    <w:family w:val="auto"/>
-    <w:pitch w:val="variable"/>
-    <w:sig w:usb0="00000000" w:usb1="10000000" w:usb2="00000000" w:usb3="00000000" w:csb0="80000000" w:csb1="00000000"/>
-  </w:font>
-  <w:font w:name="Calibri">
-    <w:panose1 w:val="020F0502020204030204"/>
-    <w:charset w:val="A2"/>
-    <w:family w:val="swiss"/>
-    <w:pitch w:val="variable"/>
-    <w:sig w:usb0="E4002EFF" w:usb1="C200247B" w:usb2="00000009" w:usb3="00000000" w:csb0="000001FF" w:csb1="00000000"/>
-  </w:font>
-  <w:font w:name="Calibri Light">
-    <w:panose1 w:val="020F0302020204030204"/>
-    <w:charset w:val="A2"/>
-    <w:family w:val="swiss"/>
-    <w:pitch w:val="variable"/>
-    <w:sig w:usb0="E4002EFF" w:usb1="C200247B" w:usb2="00000009" w:usb3="00000000" w:csb0="000001FF" w:csb1="00000000"/>
-  </w:font>
-  <w:font w:name="Arial">
-    <w:panose1 w:val="020B0604020202020204"/>
-    <w:charset w:val="00"/>
-    <w:family w:val="swiss"/>
-    <w:pitch w:val="variable"/>
-    <w:sig w:usb0="E0002EFF" w:usb1="C000785B" w:usb2="00000009" w:usb3="00000000" w:csb0="000001FF" w:csb1="00000000"/>
-  </w:font>
-  <w:font w:name="Segoe UI Emoji">
-    <w:panose1 w:val="020B0502040204020203"/>
-    <w:charset w:val="00"/>
-    <w:family w:val="swiss"/>
-    <w:pitch w:val="variable"/>
-    <w:sig w:usb0="00000003" w:usb1="02000000" w:usb2="08000000" w:usb3="00000000" w:csb0="00000001" w:csb1="00000000"/>
-  </w:font>
-</w:fonts>
-</file>
-
-<file path=word\numbering.xml><?xml version="1.0" encoding="utf-8"?>
+<file path=word/numbering.xml><?xml version="1.0" encoding="utf-8"?>
 <w:numbering xmlns:wpc="http://schemas.microsoft.com/office/word/2010/wordprocessingCanvas" xmlns:cx="http://schemas.microsoft.com/office/drawing/2014/chartex" xmlns:cx1="http://schemas.microsoft.com/office/drawing/2015/9/8/chartex" xmlns:cx2="http://schemas.microsoft.com/office/drawing/2015/10/21/chartex" xmlns:cx3="http://schemas.microsoft.com/office/drawing/2016/5/9/chartex" xmlns:cx4="http://schemas.microsoft.com/office/drawing/2016/5/10/chartex" xmlns:cx5="http://schemas.microsoft.com/office/drawing/2016/5/11/chartex" xmlns:cx6="http://schemas.microsoft.com/office/drawing/2016/5/12/chartex" xmlns:cx7="http://schemas.microsoft.com/office/drawing/2016/5/13/chartex" xmlns:cx8="http://schemas.microsoft.com/office/drawing/2016/5/14/chartex" xmlns:mc="http://schemas.openxmlformats.org/markup-compatibility/2006" xmlns:aink="http://schemas.microsoft.com/office/drawing/2016/ink" xmlns:am3d="http://schemas.microsoft.com/office/drawing/2017/model3d" xmlns:o="urn:schemas-microsoft-com:office:office" xmlns:oel="http://schemas.microsoft.com/office/2019/extlst" xmlns:r="http://schemas.openxmlformats.org/officeDocument/2006/relationships" xmlns:m="http://schemas.openxmlformats.org/officeDocument/2006/math" xmlns:v="urn:schemas-microsoft-com:vml" xmlns:wp14="http://schemas.microsoft.com/office/word/2010/wordprocessingDrawing" xmlns:wp="http://schemas.openxmlformats.org/drawingml/2006/wordprocessingDrawing" xmlns:w10="urn:schemas-microsoft-com:office:word" xmlns:w="http://schemas.openxmlformats.org/wordprocessingml/2006/main" xmlns:w14="http://schemas.microsoft.com/office/word/2010/wordml" xmlns:w15="http://schemas.microsoft.com/office/word/2012/wordml" xmlns:w16cex="http://schemas.microsoft.com/office/word/2018/wordml/cex" xmlns:w16cid="http://schemas.microsoft.com/office/word/2016/wordml/cid" xmlns:w16="http://schemas.microsoft.com/office/word/2018/wordml" xmlns:w16du="http://schemas.microsoft.com/office/word/2023/wordml/word16du" xmlns:w16sdtdh="http://schemas.microsoft.com/office/word/2020/wordml/sdtdatahash" xmlns:w16sdtfl="http://schemas.microsoft.com/office/word/2024/wordml/sdtformatlock" xmlns:w16se="http://schemas.microsoft.com/office/word/2015/wordml/symex" xmlns:wpg="http://schemas.microsoft.com/office/word/2010/wordprocessingGroup" xmlns:wpi="http://schemas.microsoft.com/office/word/2010/wordprocessingInk" xmlns:wne="http://schemas.microsoft.com/office/word/2006/wordml" xmlns:wps="http://schemas.microsoft.com/office/word/2010/wordprocessingShape" mc:Ignorable="w14 w15 w16se w16cid w16 w16cex w16sdtdh w16sdtfl w16du wp14">
   <w:abstractNum w:abstractNumId="0" w15:restartNumberingAfterBreak="0">
     <w:nsid w:val="00810E5F"/>
@@ -1211,6 +1685,119 @@
     </w:lvl>
   </w:abstractNum>
   <w:abstractNum w:abstractNumId="5" w15:restartNumberingAfterBreak="0">
+    <w:nsid w:val="0ECA0943"/>
+    <w:multiLevelType w:val="hybridMultilevel"/>
+    <w:tmpl w:val="FFB469FC"/>
+    <w:lvl w:ilvl="0" w:tplc="041F0001">
+      <w:start w:val="1"/>
+      <w:numFmt w:val="bullet"/>
+      <w:lvlText w:val=""/>
+      <w:lvlJc w:val="left"/>
+      <w:pPr>
+        <w:ind w:left="720" w:hanging="360"/>
+      </w:pPr>
+      <w:rPr>
+        <w:rFonts w:ascii="Symbol" w:hAnsi="Symbol" w:hint="default"/>
+      </w:rPr>
+    </w:lvl>
+    <w:lvl w:ilvl="1" w:tplc="041F0003" w:tentative="1">
+      <w:start w:val="1"/>
+      <w:numFmt w:val="bullet"/>
+      <w:lvlText w:val="o"/>
+      <w:lvlJc w:val="left"/>
+      <w:pPr>
+        <w:ind w:left="1440" w:hanging="360"/>
+      </w:pPr>
+      <w:rPr>
+        <w:rFonts w:ascii="Courier New" w:hAnsi="Courier New" w:cs="Courier New" w:hint="default"/>
+      </w:rPr>
+    </w:lvl>
+    <w:lvl w:ilvl="2" w:tplc="041F0005" w:tentative="1">
+      <w:start w:val="1"/>
+      <w:numFmt w:val="bullet"/>
+      <w:lvlText w:val=""/>
+      <w:lvlJc w:val="left"/>
+      <w:pPr>
+        <w:ind w:left="2160" w:hanging="360"/>
+      </w:pPr>
+      <w:rPr>
+        <w:rFonts w:ascii="Wingdings" w:hAnsi="Wingdings" w:hint="default"/>
+      </w:rPr>
+    </w:lvl>
+    <w:lvl w:ilvl="3" w:tplc="041F0001" w:tentative="1">
+      <w:start w:val="1"/>
+      <w:numFmt w:val="bullet"/>
+      <w:lvlText w:val=""/>
+      <w:lvlJc w:val="left"/>
+      <w:pPr>
+        <w:ind w:left="2880" w:hanging="360"/>
+      </w:pPr>
+      <w:rPr>
+        <w:rFonts w:ascii="Symbol" w:hAnsi="Symbol" w:hint="default"/>
+      </w:rPr>
+    </w:lvl>
+    <w:lvl w:ilvl="4" w:tplc="041F0003" w:tentative="1">
+      <w:start w:val="1"/>
+      <w:numFmt w:val="bullet"/>
+      <w:lvlText w:val="o"/>
+      <w:lvlJc w:val="left"/>
+      <w:pPr>
+        <w:ind w:left="3600" w:hanging="360"/>
+      </w:pPr>
+      <w:rPr>
+        <w:rFonts w:ascii="Courier New" w:hAnsi="Courier New" w:cs="Courier New" w:hint="default"/>
+      </w:rPr>
+    </w:lvl>
+    <w:lvl w:ilvl="5" w:tplc="041F0005" w:tentative="1">
+      <w:start w:val="1"/>
+      <w:numFmt w:val="bullet"/>
+      <w:lvlText w:val=""/>
+      <w:lvlJc w:val="left"/>
+      <w:pPr>
+        <w:ind w:left="4320" w:hanging="360"/>
+      </w:pPr>
+      <w:rPr>
+        <w:rFonts w:ascii="Wingdings" w:hAnsi="Wingdings" w:hint="default"/>
+      </w:rPr>
+    </w:lvl>
+    <w:lvl w:ilvl="6" w:tplc="041F0001" w:tentative="1">
+      <w:start w:val="1"/>
+      <w:numFmt w:val="bullet"/>
+      <w:lvlText w:val=""/>
+      <w:lvlJc w:val="left"/>
+      <w:pPr>
+        <w:ind w:left="5040" w:hanging="360"/>
+      </w:pPr>
+      <w:rPr>
+        <w:rFonts w:ascii="Symbol" w:hAnsi="Symbol" w:hint="default"/>
+      </w:rPr>
+    </w:lvl>
+    <w:lvl w:ilvl="7" w:tplc="041F0003" w:tentative="1">
+      <w:start w:val="1"/>
+      <w:numFmt w:val="bullet"/>
+      <w:lvlText w:val="o"/>
+      <w:lvlJc w:val="left"/>
+      <w:pPr>
+        <w:ind w:left="5760" w:hanging="360"/>
+      </w:pPr>
+      <w:rPr>
+        <w:rFonts w:ascii="Courier New" w:hAnsi="Courier New" w:cs="Courier New" w:hint="default"/>
+      </w:rPr>
+    </w:lvl>
+    <w:lvl w:ilvl="8" w:tplc="041F0005" w:tentative="1">
+      <w:start w:val="1"/>
+      <w:numFmt w:val="bullet"/>
+      <w:lvlText w:val=""/>
+      <w:lvlJc w:val="left"/>
+      <w:pPr>
+        <w:ind w:left="6480" w:hanging="360"/>
+      </w:pPr>
+      <w:rPr>
+        <w:rFonts w:ascii="Wingdings" w:hAnsi="Wingdings" w:hint="default"/>
+      </w:rPr>
+    </w:lvl>
+  </w:abstractNum>
+  <w:abstractNum w:abstractNumId="6" w15:restartNumberingAfterBreak="0">
     <w:nsid w:val="48117FD7"/>
     <w:multiLevelType w:val="multilevel"/>
     <w:tmpl w:val="524A6814"/>
@@ -1359,7 +1946,7 @@
       </w:rPr>
     </w:lvl>
   </w:abstractNum>
-  <w:abstractNum w:abstractNumId="6" w15:restartNumberingAfterBreak="0">
+  <w:abstractNum w:abstractNumId="7" w15:restartNumberingAfterBreak="0">
     <w:nsid w:val="51E17304"/>
     <w:multiLevelType w:val="hybridMultilevel"/>
     <w:tmpl w:val="0D0CF4F4"/>
@@ -1472,7 +2059,7 @@
       </w:rPr>
     </w:lvl>
   </w:abstractNum>
-  <w:abstractNum w:abstractNumId="7" w15:restartNumberingAfterBreak="0">
+  <w:abstractNum w:abstractNumId="8" w15:restartNumberingAfterBreak="0">
     <w:nsid w:val="55DF1DD9"/>
     <w:multiLevelType w:val="multilevel"/>
     <w:tmpl w:val="9482B5BE"/>
@@ -1621,7 +2208,7 @@
       </w:rPr>
     </w:lvl>
   </w:abstractNum>
-  <w:abstractNum w:abstractNumId="8" w15:restartNumberingAfterBreak="0">
+  <w:abstractNum w:abstractNumId="9" w15:restartNumberingAfterBreak="0">
     <w:nsid w:val="7599526F"/>
     <w:multiLevelType w:val="multilevel"/>
     <w:tmpl w:val="684ED2C8"/>
@@ -1770,7 +2357,7 @@
       </w:rPr>
     </w:lvl>
   </w:abstractNum>
-  <w:abstractNum w:abstractNumId="9" w15:restartNumberingAfterBreak="0">
+  <w:abstractNum w:abstractNumId="10" w15:restartNumberingAfterBreak="0">
     <w:nsid w:val="7F8E37D4"/>
     <w:multiLevelType w:val="hybridMultilevel"/>
     <w:tmpl w:val="053889BE"/>
@@ -1893,7 +2480,7 @@
     <w:abstractNumId w:val="1"/>
   </w:num>
   <w:num w:numId="4" w16cid:durableId="458424394">
-    <w:abstractNumId w:val="5"/>
+    <w:abstractNumId w:val="6"/>
   </w:num>
   <w:num w:numId="5" w16cid:durableId="1650136406">
     <w:abstractNumId w:val="4"/>
@@ -1902,80 +2489,24 @@
     <w:abstractNumId w:val="3"/>
   </w:num>
   <w:num w:numId="7" w16cid:durableId="1977105847">
+    <w:abstractNumId w:val="8"/>
+  </w:num>
+  <w:num w:numId="8" w16cid:durableId="1953123623">
+    <w:abstractNumId w:val="9"/>
+  </w:num>
+  <w:num w:numId="9" w16cid:durableId="890766702">
+    <w:abstractNumId w:val="10"/>
+  </w:num>
+  <w:num w:numId="10" w16cid:durableId="1894658479">
     <w:abstractNumId w:val="7"/>
   </w:num>
-  <w:num w:numId="8" w16cid:durableId="1953123623">
-    <w:abstractNumId w:val="8"/>
-  </w:num>
-  <w:num w:numId="9" w16cid:durableId="890766702">
-    <w:abstractNumId w:val="9"/>
-  </w:num>
-  <w:num w:numId="10" w16cid:durableId="1894658479">
-    <w:abstractNumId w:val="6"/>
+  <w:num w:numId="11" w16cid:durableId="1102921498">
+    <w:abstractNumId w:val="5"/>
   </w:num>
 </w:numbering>
 </file>
 
-<file path=word\settings.xml><?xml version="1.0" encoding="utf-8"?>
-<w:settings xmlns:mc="http://schemas.openxmlformats.org/markup-compatibility/2006" xmlns:o="urn:schemas-microsoft-com:office:office" xmlns:r="http://schemas.openxmlformats.org/officeDocument/2006/relationships" xmlns:m="http://schemas.openxmlformats.org/officeDocument/2006/math" xmlns:v="urn:schemas-microsoft-com:vml" xmlns:w10="urn:schemas-microsoft-com:office:word" xmlns:w="http://schemas.openxmlformats.org/wordprocessingml/2006/main" xmlns:w14="http://schemas.microsoft.com/office/word/2010/wordml" xmlns:w15="http://schemas.microsoft.com/office/word/2012/wordml" xmlns:w16cex="http://schemas.microsoft.com/office/word/2018/wordml/cex" xmlns:w16cid="http://schemas.microsoft.com/office/word/2016/wordml/cid" xmlns:w16="http://schemas.microsoft.com/office/word/2018/wordml" xmlns:w16du="http://schemas.microsoft.com/office/word/2023/wordml/word16du" xmlns:w16sdtdh="http://schemas.microsoft.com/office/word/2020/wordml/sdtdatahash" xmlns:w16sdtfl="http://schemas.microsoft.com/office/word/2024/wordml/sdtformatlock" xmlns:w16se="http://schemas.microsoft.com/office/word/2015/wordml/symex" xmlns:sl="http://schemas.openxmlformats.org/schemaLibrary/2006/main" mc:Ignorable="w14 w15 w16se w16cid w16 w16cex w16sdtdh w16sdtfl w16du">
-  <w:zoom w:percent="130"/>
-  <w:proofState w:spelling="clean"/>
-  <w:defaultTabStop w:val="708"/>
-  <w:hyphenationZone w:val="425"/>
-  <w:characterSpacingControl w:val="doNotCompress"/>
-  <w:compat>
-    <w:compatSetting w:name="compatibilityMode" w:uri="http://schemas.microsoft.com/office/word" w:val="15"/>
-    <w:compatSetting w:name="overrideTableStyleFontSizeAndJustification" w:uri="http://schemas.microsoft.com/office/word" w:val="1"/>
-    <w:compatSetting w:name="enableOpenTypeFeatures" w:uri="http://schemas.microsoft.com/office/word" w:val="1"/>
-    <w:compatSetting w:name="doNotFlipMirrorIndents" w:uri="http://schemas.microsoft.com/office/word" w:val="1"/>
-    <w:compatSetting w:name="differentiateMultirowTableHeaders" w:uri="http://schemas.microsoft.com/office/word" w:val="1"/>
-    <w:compatSetting w:name="useWord2013TrackBottomHyphenation" w:uri="http://schemas.microsoft.com/office/word" w:val="0"/>
-  </w:compat>
-  <w:rsids>
-    <w:rsidRoot w:val="0099124B"/>
-    <w:rsid w:val="00017230"/>
-    <w:rsid w:val="000E0F9D"/>
-    <w:rsid w:val="00263EB9"/>
-    <w:rsid w:val="0045422F"/>
-    <w:rsid w:val="0086645E"/>
-    <w:rsid w:val="008C1721"/>
-    <w:rsid w:val="0099124B"/>
-    <w:rsid w:val="00A02BA4"/>
-    <w:rsid w:val="00A270CD"/>
-    <w:rsid w:val="00C87377"/>
-    <w:rsid w:val="00EF009E"/>
-    <w:rsid w:val="00F53633"/>
-  </w:rsids>
-  <m:mathPr>
-    <m:mathFont m:val="Cambria Math"/>
-    <m:brkBin m:val="before"/>
-    <m:brkBinSub m:val="--"/>
-    <m:smallFrac m:val="0"/>
-    <m:dispDef/>
-    <m:lMargin m:val="0"/>
-    <m:rMargin m:val="0"/>
-    <m:defJc m:val="centerGroup"/>
-    <m:wrapIndent m:val="1440"/>
-    <m:intLim m:val="subSup"/>
-    <m:naryLim m:val="undOvr"/>
-  </m:mathPr>
-  <w:themeFontLang w:val="tr-TR"/>
-  <w:clrSchemeMapping w:bg1="light1" w:t1="dark1" w:bg2="light2" w:t2="dark2" w:accent1="accent1" w:accent2="accent2" w:accent3="accent3" w:accent4="accent4" w:accent5="accent5" w:accent6="accent6" w:hyperlink="hyperlink" w:followedHyperlink="followedHyperlink"/>
-  <w:shapeDefaults>
-    <o:shapedefaults v:ext="edit" spidmax="1026"/>
-    <o:shapelayout v:ext="edit">
-      <o:idmap v:ext="edit" data="1"/>
-    </o:shapelayout>
-  </w:shapeDefaults>
-  <w:decimalSymbol w:val=","/>
-  <w:listSeparator w:val=";"/>
-  <w14:docId w14:val="775845E7"/>
-  <w15:chartTrackingRefBased/>
-  <w15:docId w15:val="{CD503B78-E9A0-4E77-9425-6597806D5085}"/>
-</w:settings>
-</file>
-
-<file path=word\styles.xml><?xml version="1.0" encoding="utf-8"?>
+<file path=word/styles.xml><?xml version="1.0" encoding="utf-8"?>
 <w:styles xmlns:mc="http://schemas.openxmlformats.org/markup-compatibility/2006" xmlns:r="http://schemas.openxmlformats.org/officeDocument/2006/relationships" xmlns:w="http://schemas.openxmlformats.org/wordprocessingml/2006/main" xmlns:w14="http://schemas.microsoft.com/office/word/2010/wordml" xmlns:w15="http://schemas.microsoft.com/office/word/2012/wordml" xmlns:w16cex="http://schemas.microsoft.com/office/word/2018/wordml/cex" xmlns:w16cid="http://schemas.microsoft.com/office/word/2016/wordml/cid" xmlns:w16="http://schemas.microsoft.com/office/word/2018/wordml" xmlns:w16du="http://schemas.microsoft.com/office/word/2023/wordml/word16du" xmlns:w16sdtdh="http://schemas.microsoft.com/office/word/2020/wordml/sdtdatahash" xmlns:w16sdtfl="http://schemas.microsoft.com/office/word/2024/wordml/sdtformatlock" xmlns:w16se="http://schemas.microsoft.com/office/word/2015/wordml/symex" mc:Ignorable="w14 w15 w16se w16cid w16 w16cex w16sdtdh w16sdtfl w16du">
   <w:docDefaults>
     <w:rPrDefault>
@@ -2921,10 +3452,33 @@
       <w:bCs/>
     </w:rPr>
   </w:style>
+  <w:style w:type="character" w:styleId="Kpr">
+    <w:name w:val="Hyperlink"/>
+    <w:basedOn w:val="VarsaylanParagrafYazTipi"/>
+    <w:uiPriority w:val="99"/>
+    <w:unhideWhenUsed/>
+    <w:rsid w:val="0036220B"/>
+    <w:rPr>
+      <w:color w:val="0563C1" w:themeColor="hyperlink"/>
+      <w:u w:val="single"/>
+    </w:rPr>
+  </w:style>
+  <w:style w:type="character" w:styleId="zmlenmeyenBahsetme">
+    <w:name w:val="Unresolved Mention"/>
+    <w:basedOn w:val="VarsaylanParagrafYazTipi"/>
+    <w:uiPriority w:val="99"/>
+    <w:semiHidden/>
+    <w:unhideWhenUsed/>
+    <w:rsid w:val="0036220B"/>
+    <w:rPr>
+      <w:color w:val="605E5C"/>
+      <w:shd w:val="clear" w:color="auto" w:fill="E1DFDD"/>
+    </w:rPr>
+  </w:style>
 </w:styles>
 </file>
 
-<file path=word\theme\theme1.xml><?xml version="1.0" encoding="utf-8"?>
+<file path=word/theme/theme1.xml><?xml version="1.0" encoding="utf-8"?>
 <a:theme xmlns:a="http://schemas.openxmlformats.org/drawingml/2006/main" name="Office Teması">
   <a:themeElements>
     <a:clrScheme name="Office">
@@ -3217,12 +3771,4 @@
     </a:ext>
   </a:extLst>
 </a:theme>
-</file>
-
-<file path=word\webSettings.xml><?xml version="1.0" encoding="utf-8"?>
-<w:webSettings xmlns:mc="http://schemas.openxmlformats.org/markup-compatibility/2006" xmlns:r="http://schemas.openxmlformats.org/officeDocument/2006/relationships" xmlns:w="http://schemas.openxmlformats.org/wordprocessingml/2006/main" xmlns:w14="http://schemas.microsoft.com/office/word/2010/wordml" xmlns:w15="http://schemas.microsoft.com/office/word/2012/wordml" xmlns:w16cex="http://schemas.microsoft.com/office/word/2018/wordml/cex" xmlns:w16cid="http://schemas.microsoft.com/office/word/2016/wordml/cid" xmlns:w16="http://schemas.microsoft.com/office/word/2018/wordml" xmlns:w16du="http://schemas.microsoft.com/office/word/2023/wordml/word16du" xmlns:w16sdtdh="http://schemas.microsoft.com/office/word/2020/wordml/sdtdatahash" xmlns:w16sdtfl="http://schemas.microsoft.com/office/word/2024/wordml/sdtformatlock" xmlns:w16se="http://schemas.microsoft.com/office/word/2015/wordml/symex" mc:Ignorable="w14 w15 w16se w16cid w16 w16cex w16sdtdh w16sdtfl w16du">
-  <w:optimizeForBrowser/>
-  <w:relyOnVML/>
-  <w:allowPNG/>
-</w:webSettings>
 </file>
--- a/Açılış cümlelerim/Açılış cümleleri.docx
+++ b/Açılış cümlelerim/Açılış cümleleri.docx
@@ -930,6 +930,151 @@
     <w:p>
       <w:r>
         <w:t xml:space="preserve">Senin varlığın bu dünyaya değer katıyor.</w:t>
+      </w:r>
+    </w:p>
+    <w:p>
+      <w:r>
+        <w:t xml:space="preserve">Bugün kendine verdiğin zaman, en değerli yatırımlardan biridir.</w:t>
+      </w:r>
+    </w:p>
+    <w:p>
+      <w:r>
+        <w:t xml:space="preserve">Kalbinde taşıdığın umut seni ileriye taşır.</w:t>
+      </w:r>
+    </w:p>
+    <w:p>
+      <w:r>
+        <w:t xml:space="preserve">Her gün, içinde yeni bir başlangıç saklar.</w:t>
+      </w:r>
+    </w:p>
+    <w:p>
+      <w:r>
+        <w:t xml:space="preserve">Kendine güvenerek attığın adımlar hayatını değiştirir.</w:t>
+      </w:r>
+    </w:p>
+    <w:p>
+      <w:r>
+        <w:t xml:space="preserve">İçindeki ışık her zaman sana yol göstermeye hazırdır.</w:t>
+      </w:r>
+    </w:p>
+    <w:p>
+      <w:r>
+        <w:t xml:space="preserve">Hayatın güzelliklerini fark ettikçe çoğaldıklarını görürsün.</w:t>
+      </w:r>
+    </w:p>
+    <w:p>
+      <w:r>
+        <w:t xml:space="preserve">Bugün huzuru seçebilirsin.</w:t>
+      </w:r>
+    </w:p>
+    <w:p>
+      <w:r>
+        <w:t xml:space="preserve">Kendi değerini hatırladığında her şey değişmeye başlar.</w:t>
+      </w:r>
+    </w:p>
+    <w:p>
+      <w:r>
+        <w:t xml:space="preserve">Bazen en doğru adım, durup nefes almaktır.</w:t>
+      </w:r>
+    </w:p>
+    <w:p>
+      <w:r>
+        <w:t xml:space="preserve">Sen büyüdükçe hayallerin de büyür.</w:t>
+      </w:r>
+    </w:p>
+    <w:p>
+      <w:r>
+        <w:t xml:space="preserve">Her yeni deneyim seni daha güçlü yapar.</w:t>
+      </w:r>
+    </w:p>
+    <w:p>
+      <w:r>
+        <w:t xml:space="preserve">Kendine inanmak, değişimin kapısını aralar.</w:t>
+      </w:r>
+    </w:p>
+    <w:p>
+      <w:r>
+        <w:t xml:space="preserve">Bugün kendine biraz daha şefkat göster.</w:t>
+      </w:r>
+    </w:p>
+    <w:p>
+      <w:r>
+        <w:t xml:space="preserve">Hayat seni düşündüğünden daha fazla destekliyor.</w:t>
+      </w:r>
+    </w:p>
+    <w:p>
+      <w:r>
+        <w:t xml:space="preserve">Ruhunu dinlendirdiğinde cevaplar daha net görünür.</w:t>
+      </w:r>
+    </w:p>
+    <w:p>
+      <w:r>
+        <w:t xml:space="preserve">İçindeki bilgelik sana doğru zamanı gösterecektir.</w:t>
+      </w:r>
+    </w:p>
+    <w:p>
+      <w:r>
+        <w:t xml:space="preserve">Küçük mutluluklar, büyük huzurların temelidir.</w:t>
+      </w:r>
+    </w:p>
+    <w:p>
+      <w:r>
+        <w:t xml:space="preserve">Hayatın ritmine güvenmeyi öğren.</w:t>
+      </w:r>
+    </w:p>
+    <w:p>
+      <w:r>
+        <w:t xml:space="preserve">Bugün sahip olduklarının kıymetini fark et.</w:t>
+      </w:r>
+    </w:p>
+    <w:p>
+      <w:r>
+        <w:t xml:space="preserve">Yolculuğunun her adımı seni kendine yaklaştırıyor.</w:t>
+      </w:r>
+    </w:p>
+    <w:p>
+      <w:r>
+        <w:t xml:space="preserve">Kalbin açık olduğunda güzellikler seni bulur.</w:t>
+      </w:r>
+    </w:p>
+    <w:p>
+      <w:r>
+        <w:t xml:space="preserve">Bugün içindeki gücü hatırla.</w:t>
+      </w:r>
+    </w:p>
+    <w:p>
+      <w:r>
+        <w:t xml:space="preserve">Kendine duyduğun sevgi hayatına yansır.</w:t>
+      </w:r>
+    </w:p>
+    <w:p>
+      <w:r>
+        <w:t xml:space="preserve">Her sabah yeni bir umutla uyanabilirsin.</w:t>
+      </w:r>
+    </w:p>
+    <w:p>
+      <w:r>
+        <w:t xml:space="preserve">İlerlemek için yalnızca bir adım yeterlidir.</w:t>
+      </w:r>
+    </w:p>
+    <w:p>
+      <w:r>
+        <w:t xml:space="preserve">Kendi ışığını kabul ettiğinde parlamaya başlarsın.</w:t>
+      </w:r>
+    </w:p>
+    <w:p>
+      <w:r>
+        <w:t xml:space="preserve">Bugün iyi şeylerin mümkün olduğuna inan.</w:t>
+      </w:r>
+    </w:p>
+    <w:p>
+      <w:r>
+        <w:t xml:space="preserve">Hayatındaki her mevsimin bir anlamı vardır.</w:t>
+      </w:r>
+    </w:p>
+    <w:p>
+      <w:r>
+        <w:t xml:space="preserve">Sen olduğun hâlinle değerlisin.</w:t>
       </w:r>
     </w:p>
     <w:sectPr/>

--- a/Açılış cümlelerim/Açılış cümleleri.docx
+++ b/Açılış cümlelerim/Açılış cümleleri.docx
@@ -1075,6 +1075,156 @@
     <w:p>
       <w:r>
         <w:t xml:space="preserve">Sen olduğun hâlinle değerlisin.</w:t>
+      </w:r>
+    </w:p>
+    <w:p>
+      <w:r>
+        <w:t xml:space="preserve">Bugün kendin için yaptığın küçük bir iyilik, gününü değiştirebilir.</w:t>
+      </w:r>
+    </w:p>
+    <w:p>
+      <w:r>
+        <w:t xml:space="preserve">Kalbinin sesini duydukça yolun aydınlanır.</w:t>
+      </w:r>
+    </w:p>
+    <w:p>
+      <w:r>
+        <w:t xml:space="preserve">Her yeni gün, içinde keşfedilmeyi bekleyen güzellikler taşır.</w:t>
+      </w:r>
+    </w:p>
+    <w:p>
+      <w:r>
+        <w:t xml:space="preserve">Hayat bazen yavaş ilerler, ama yine de ilerler.</w:t>
+      </w:r>
+    </w:p>
+    <w:p>
+      <w:r>
+        <w:t xml:space="preserve">Kendine verdiğin değer, seçimlerine yansır.</w:t>
+      </w:r>
+    </w:p>
+    <w:p>
+      <w:r>
+        <w:t xml:space="preserve">İçindeki sakinlik, en güçlü rehberlerinden biridir.</w:t>
+      </w:r>
+    </w:p>
+    <w:p>
+      <w:r>
+        <w:t xml:space="preserve">Bugün sadece bir adım atman bile yeterlidir.</w:t>
+      </w:r>
+    </w:p>
+    <w:p>
+      <w:r>
+        <w:t xml:space="preserve">Hayatın sana sunduğu derslere açık ol.</w:t>
+      </w:r>
+    </w:p>
+    <w:p>
+      <w:r>
+        <w:t xml:space="preserve">Kendine güvenmek, özgürlüğün başlangıcıdır.</w:t>
+      </w:r>
+    </w:p>
+    <w:p>
+      <w:r>
+        <w:t xml:space="preserve">Her gün biraz daha kendin oluyorsun.</w:t>
+      </w:r>
+    </w:p>
+    <w:p>
+      <w:r>
+        <w:t xml:space="preserve">Zihnin dinlendiğinde, kalbin daha net konuşur.</w:t>
+      </w:r>
+    </w:p>
+    <w:p>
+      <w:r>
+        <w:t xml:space="preserve">Bugün umut etmeyi bırakma.</w:t>
+      </w:r>
+    </w:p>
+    <w:p>
+      <w:r>
+        <w:t xml:space="preserve">Kendine gösterdiğin anlayış, ruhunu güçlendirir.</w:t>
+      </w:r>
+    </w:p>
+    <w:p>
+      <w:r>
+        <w:t xml:space="preserve">Hayatın akışı, bazen seni beklediğinden daha güzel yerlere götürür.</w:t>
+      </w:r>
+    </w:p>
+    <w:p>
+      <w:r>
+        <w:t xml:space="preserve">İçindeki ışık, paylaşılmak için vardır.</w:t>
+      </w:r>
+    </w:p>
+    <w:p>
+      <w:r>
+        <w:t xml:space="preserve">Her nefes, sana yeniden başlama şansı verir.</w:t>
+      </w:r>
+    </w:p>
+    <w:p>
+      <w:r>
+        <w:t xml:space="preserve">Kendi yolculuğunu başkalarınınkiyle kıyaslama.</w:t>
+      </w:r>
+    </w:p>
+    <w:p>
+      <w:r>
+        <w:t xml:space="preserve">Bugün de öğrenmek ve büyümek için güzel bir gün.</w:t>
+      </w:r>
+    </w:p>
+    <w:p>
+      <w:r>
+        <w:t xml:space="preserve">Kalbinde taşıdığın sevgi, en büyük gücündür.</w:t>
+      </w:r>
+    </w:p>
+    <w:p>
+      <w:r>
+        <w:t xml:space="preserve">Bazen cevaplar, sessizliğin içinde saklıdır.</w:t>
+      </w:r>
+    </w:p>
+    <w:p>
+      <w:r>
+        <w:t xml:space="preserve">Hayatındaki küçük mucizeleri fark etmeyi seç.</w:t>
+      </w:r>
+    </w:p>
+    <w:p>
+      <w:r>
+        <w:t xml:space="preserve">Kendine inandığında sınırların değişir.</w:t>
+      </w:r>
+    </w:p>
+    <w:p>
+      <w:r>
+        <w:t xml:space="preserve">Bugün iç huzuruna öncelik ver.</w:t>
+      </w:r>
+    </w:p>
+    <w:p>
+      <w:r>
+        <w:t xml:space="preserve">Her son, yeni bir başlangıcın habercisidir.</w:t>
+      </w:r>
+    </w:p>
+    <w:p>
+      <w:r>
+        <w:t xml:space="preserve">Kendini geliştirmek bir yarış değil, bir yolculuktur.</w:t>
+      </w:r>
+    </w:p>
+    <w:p>
+      <w:r>
+        <w:t xml:space="preserve">Güzel şeyler, çoğu zaman sabrın ardından gelir.</w:t>
+      </w:r>
+    </w:p>
+    <w:p>
+      <w:r>
+        <w:t xml:space="preserve">Bugün sahip olduğun güç, dün hayalini kurduğun şey olabilir.</w:t>
+      </w:r>
+    </w:p>
+    <w:p>
+      <w:r>
+        <w:t xml:space="preserve">Ruhuna iyi gelen şeylere daha çok yer aç.</w:t>
+      </w:r>
+    </w:p>
+    <w:p>
+      <w:r>
+        <w:t xml:space="preserve">Her gün yeni bir umut taşır.</w:t>
+      </w:r>
+    </w:p>
+    <w:p>
+      <w:r>
+        <w:t xml:space="preserve">Sen, kendi ışığını taşıyan eşsiz bir insansın.</w:t>
       </w:r>
     </w:p>
     <w:sectPr/>

--- a/Açılış cümlelerim/Açılış cümleleri.docx
+++ b/Açılış cümlelerim/Açılış cümleleri.docx
@@ -1225,6 +1225,156 @@
     <w:p>
       <w:r>
         <w:t xml:space="preserve">Sen, kendi ışığını taşıyan eşsiz bir insansın.</w:t>
+      </w:r>
+    </w:p>
+    <w:p>
+      <w:r>
+        <w:t xml:space="preserve">Bugün, kendine biraz daha yakınlaşmak için güzel bir gün.</w:t>
+      </w:r>
+    </w:p>
+    <w:p>
+      <w:r>
+        <w:t xml:space="preserve">İçindeki huzur, dış dünyandan daha güçlüdür.</w:t>
+      </w:r>
+    </w:p>
+    <w:p>
+      <w:r>
+        <w:t xml:space="preserve">Her gün yeni bir bakış açısı kazanabilirsin.</w:t>
+      </w:r>
+    </w:p>
+    <w:p>
+      <w:r>
+        <w:t xml:space="preserve">Kendine verdiğin sözler hayatını şekillendirir.</w:t>
+      </w:r>
+    </w:p>
+    <w:p>
+      <w:r>
+        <w:t xml:space="preserve">Bugün sahip olduğun şeyler, bir zamanlar hayalindi.</w:t>
+      </w:r>
+    </w:p>
+    <w:p>
+      <w:r>
+        <w:t xml:space="preserve">Kalbinin rehberliğine güvenmekten korkma.</w:t>
+      </w:r>
+    </w:p>
+    <w:p>
+      <w:r>
+        <w:t xml:space="preserve">Her deneyim seni daha bilge bir insana dönüştürüyor.</w:t>
+      </w:r>
+    </w:p>
+    <w:p>
+      <w:r>
+        <w:t xml:space="preserve">Hayatın sana sunduğu güzellikleri görmeye niyet et.</w:t>
+      </w:r>
+    </w:p>
+    <w:p>
+      <w:r>
+        <w:t xml:space="preserve">Küçük bir farkındalık, büyük değişimlerin başlangıcı olabilir.</w:t>
+      </w:r>
+    </w:p>
+    <w:p>
+      <w:r>
+        <w:t xml:space="preserve">Bugün kendine iyi davranmayı seç.</w:t>
+      </w:r>
+    </w:p>
+    <w:p>
+      <w:r>
+        <w:t xml:space="preserve">İçindeki sessizlik, bazen en doğru cevapları taşır.</w:t>
+      </w:r>
+    </w:p>
+    <w:p>
+      <w:r>
+        <w:t xml:space="preserve">Her gün yeni bir umut filizlenir.</w:t>
+      </w:r>
+    </w:p>
+    <w:p>
+      <w:r>
+        <w:t xml:space="preserve">Ruhunu besleyen şeylere zaman ayır.</w:t>
+      </w:r>
+    </w:p>
+    <w:p>
+      <w:r>
+        <w:t xml:space="preserve">Kendi ışığını keşfetmek bir yolculuktur.</w:t>
+      </w:r>
+    </w:p>
+    <w:p>
+      <w:r>
+        <w:t xml:space="preserve">Hayatın akışına güvendikçe yüklerin hafifler.</w:t>
+      </w:r>
+    </w:p>
+    <w:p>
+      <w:r>
+        <w:t xml:space="preserve">Bugün olduğun kişi olmak için çok yol kat ettin.</w:t>
+      </w:r>
+    </w:p>
+    <w:p>
+      <w:r>
+        <w:t xml:space="preserve">Kendine duyduğun saygı hayatını dönüştürür.</w:t>
+      </w:r>
+    </w:p>
+    <w:p>
+      <w:r>
+        <w:t xml:space="preserve">Her sabah yeni ihtimallerle doğar.</w:t>
+      </w:r>
+    </w:p>
+    <w:p>
+      <w:r>
+        <w:t xml:space="preserve">İçindeki sevgi büyüdükçe dünyan da genişler.</w:t>
+      </w:r>
+    </w:p>
+    <w:p>
+      <w:r>
+        <w:t xml:space="preserve">Bugün bir şeyleri değiştirmek için doğru zaman olabilir.</w:t>
+      </w:r>
+    </w:p>
+    <w:p>
+      <w:r>
+        <w:t xml:space="preserve">Kendine inanmak, cesaretin en güzel hâlidir.</w:t>
+      </w:r>
+    </w:p>
+    <w:p>
+      <w:r>
+        <w:t xml:space="preserve">Hayat bazen en güzel sürprizlerini beklenmedik anlarda getirir.</w:t>
+      </w:r>
+    </w:p>
+    <w:p>
+      <w:r>
+        <w:t xml:space="preserve">Kendi değerini hatırladığında yolun netleşir.</w:t>
+      </w:r>
+    </w:p>
+    <w:p>
+      <w:r>
+        <w:t xml:space="preserve">Bugün kalbini güzelliklere aç.</w:t>
+      </w:r>
+    </w:p>
+    <w:p>
+      <w:r>
+        <w:t xml:space="preserve">Her adım seni olmak istediğin kişiye yaklaştırıyor.</w:t>
+      </w:r>
+    </w:p>
+    <w:p>
+      <w:r>
+        <w:t xml:space="preserve">Geçmişten öğrendiklerin geleceğini güçlendirir.</w:t>
+      </w:r>
+    </w:p>
+    <w:p>
+      <w:r>
+        <w:t xml:space="preserve">Ruhunun ihtiyaçlarını dinlemeyi unutma.</w:t>
+      </w:r>
+    </w:p>
+    <w:p>
+      <w:r>
+        <w:t xml:space="preserve">Hayatın içinde sana ayrılmış güzel bir yer var.</w:t>
+      </w:r>
+    </w:p>
+    <w:p>
+      <w:r>
+        <w:t xml:space="preserve">Bugün ışığını biraz daha büyütebilirsin.</w:t>
+      </w:r>
+    </w:p>
+    <w:p>
+      <w:r>
+        <w:t xml:space="preserve">Senin yolculuğun sana özeldir ve değerlidir.</w:t>
       </w:r>
     </w:p>
     <w:sectPr/>

--- a/Açılış cümlelerim/Açılış cümleleri.docx
+++ b/Açılış cümlelerim/Açılış cümleleri.docx
@@ -1375,6 +1375,156 @@
     <w:p>
       <w:r>
         <w:t xml:space="preserve">Senin yolculuğun sana özeldir ve değerlidir.</w:t>
+      </w:r>
+    </w:p>
+    <w:p>
+      <w:r>
+        <w:t xml:space="preserve">Bugün kendine vereceğin en güzel hediye, iç huzurundur.</w:t>
+      </w:r>
+    </w:p>
+    <w:p>
+      <w:r>
+        <w:t xml:space="preserve">Hayat bazen yavaşlamanı değil, fark etmeni ister.</w:t>
+      </w:r>
+    </w:p>
+    <w:p>
+      <w:r>
+        <w:t xml:space="preserve">Kendi yolunda ilerlemek, başlı başına bir başarıdır.</w:t>
+      </w:r>
+    </w:p>
+    <w:p>
+      <w:r>
+        <w:t xml:space="preserve">Her gün, içinde yeni bir umut taşır.</w:t>
+      </w:r>
+    </w:p>
+    <w:p>
+      <w:r>
+        <w:t xml:space="preserve">Kalbinin derinliklerinde aradığın güç zaten mevcut.</w:t>
+      </w:r>
+    </w:p>
+    <w:p>
+      <w:r>
+        <w:t xml:space="preserve">Bugün kendine biraz daha sevgi göstermeyi seç.</w:t>
+      </w:r>
+    </w:p>
+    <w:p>
+      <w:r>
+        <w:t xml:space="preserve">Ruhunun hem dinlenmeye hem büyümeye ihtiyacı vardır.</w:t>
+      </w:r>
+    </w:p>
+    <w:p>
+      <w:r>
+        <w:t xml:space="preserve">Hayatındaki güzellikler, fark edildikçe çoğalır.</w:t>
+      </w:r>
+    </w:p>
+    <w:p>
+      <w:r>
+        <w:t xml:space="preserve">Her sabah, yeni bir başlangıcın kapısını açar.</w:t>
+      </w:r>
+    </w:p>
+    <w:p>
+      <w:r>
+        <w:t xml:space="preserve">Kendini kabul etmek, özgürlüğe açılan bir kapıdır.</w:t>
+      </w:r>
+    </w:p>
+    <w:p>
+      <w:r>
+        <w:t xml:space="preserve">İçindeki ışık sana her zaman rehberlik eder.</w:t>
+      </w:r>
+    </w:p>
+    <w:p>
+      <w:r>
+        <w:t xml:space="preserve">Bugün küçük bir adım atmak bile yeterlidir.</w:t>
+      </w:r>
+    </w:p>
+    <w:p>
+      <w:r>
+        <w:t xml:space="preserve">Hayatın sana getirdiklerine güvenmeyi öğren.</w:t>
+      </w:r>
+    </w:p>
+    <w:p>
+      <w:r>
+        <w:t xml:space="preserve">Kendine duyduğun güven zamanla kök salar.</w:t>
+      </w:r>
+    </w:p>
+    <w:p>
+      <w:r>
+        <w:t xml:space="preserve">Her deneyim sana ait bir bilgelik bırakır.</w:t>
+      </w:r>
+    </w:p>
+    <w:p>
+      <w:r>
+        <w:t xml:space="preserve">Bugün sahip olduklarına sevgiyle bak.</w:t>
+      </w:r>
+    </w:p>
+    <w:p>
+      <w:r>
+        <w:t xml:space="preserve">Kalbin açık olduğunda, yeni güzellikler içeri girer.</w:t>
+      </w:r>
+    </w:p>
+    <w:p>
+      <w:r>
+        <w:t xml:space="preserve">Hayatın ritmiyle savaşmak yerine ona uyumlan.</w:t>
+      </w:r>
+    </w:p>
+    <w:p>
+      <w:r>
+        <w:t xml:space="preserve">Kendi değerini hatırladığında yüklerin hafifler.</w:t>
+      </w:r>
+    </w:p>
+    <w:p>
+      <w:r>
+        <w:t xml:space="preserve">Bugün yeni bir şey öğrenmek için harika bir gün.</w:t>
+      </w:r>
+    </w:p>
+    <w:p>
+      <w:r>
+        <w:t xml:space="preserve">Ruhunu besleyen seçimler yapmaya niyet et.</w:t>
+      </w:r>
+    </w:p>
+    <w:p>
+      <w:r>
+        <w:t xml:space="preserve">Her gün biraz daha güçleniyorsun.</w:t>
+      </w:r>
+    </w:p>
+    <w:p>
+      <w:r>
+        <w:t xml:space="preserve">İçindeki umut, en zor zamanlarda bile yolunu aydınlatır.</w:t>
+      </w:r>
+    </w:p>
+    <w:p>
+      <w:r>
+        <w:t xml:space="preserve">Kendine ayırdığın zaman asla boşa gitmez.</w:t>
+      </w:r>
+    </w:p>
+    <w:p>
+      <w:r>
+        <w:t xml:space="preserve">Hayat bazen sana durup manzarayı izlemeni söyler.</w:t>
+      </w:r>
+    </w:p>
+    <w:p>
+      <w:r>
+        <w:t xml:space="preserve">Bugün içindeki iyiliği büyütmeyi seç.</w:t>
+      </w:r>
+    </w:p>
+    <w:p>
+      <w:r>
+        <w:t xml:space="preserve">Kendi hikâyene sevgiyle sahip çık.</w:t>
+      </w:r>
+    </w:p>
+    <w:p>
+      <w:r>
+        <w:t xml:space="preserve">Her nefes, yeni bir başlangıcın davetidir.</w:t>
+      </w:r>
+    </w:p>
+    <w:p>
+      <w:r>
+        <w:t xml:space="preserve">Işığın başkalarına da ilham verebilir.</w:t>
+      </w:r>
+    </w:p>
+    <w:p>
+      <w:r>
+        <w:t xml:space="preserve">Sen bu yolculukta, tam da olman gereken yerdesin.</w:t>
       </w:r>
     </w:p>
     <w:sectPr/>

--- a/Açılış cümlelerim/Açılış cümleleri.docx
+++ b/Açılış cümlelerim/Açılış cümleleri.docx
@@ -1525,6 +1525,151 @@
     <w:p>
       <w:r>
         <w:t xml:space="preserve">Sen bu yolculukta, tam da olman gereken yerdesin.</w:t>
+      </w:r>
+    </w:p>
+    <w:p>
+      <w:r>
+        <w:t xml:space="preserve">Bugün kendine duyduğun güveni biraz daha büyüt.</w:t>
+      </w:r>
+    </w:p>
+    <w:p>
+      <w:r>
+        <w:t xml:space="preserve">Hayatın sana sunduğu her gün yeni bir armağandır.</w:t>
+      </w:r>
+    </w:p>
+    <w:p>
+      <w:r>
+        <w:t xml:space="preserve">İçindeki huzur, dış koşullardan daha güçlü olabilir.</w:t>
+      </w:r>
+    </w:p>
+    <w:p>
+      <w:r>
+        <w:t xml:space="preserve">Kendine karşı dürüst olmak, büyümenin başlangıcıdır.</w:t>
+      </w:r>
+    </w:p>
+    <w:p>
+      <w:r>
+        <w:t xml:space="preserve">Her gün yeniden seçim yapma hakkına sahipsin.</w:t>
+      </w:r>
+    </w:p>
+    <w:p>
+      <w:r>
+        <w:t xml:space="preserve">Kalbinin taşıdığı umut seni ileriye taşımaya devam ediyor.</w:t>
+      </w:r>
+    </w:p>
+    <w:p>
+      <w:r>
+        <w:t xml:space="preserve">Bugün kendin için güzel bir an yarat.</w:t>
+      </w:r>
+    </w:p>
+    <w:p>
+      <w:r>
+        <w:t xml:space="preserve">Hayatın güzellikleri, çoğu zaman sade anlarda saklıdır.</w:t>
+      </w:r>
+    </w:p>
+    <w:p>
+      <w:r>
+        <w:t xml:space="preserve">Ruhuna iyi gelen şeyleri erteleme.</w:t>
+      </w:r>
+    </w:p>
+    <w:p>
+      <w:r>
+        <w:t xml:space="preserve">Her deneyim seni biraz daha olgunlaştırır.</w:t>
+      </w:r>
+    </w:p>
+    <w:p>
+      <w:r>
+        <w:t xml:space="preserve">Kendini dinlediğinde, ihtiyaçlarını daha net duyarsın.</w:t>
+      </w:r>
+    </w:p>
+    <w:p>
+      <w:r>
+        <w:t xml:space="preserve">Bugün geçmişi değil, bugünü yaşamayı seç.</w:t>
+      </w:r>
+    </w:p>
+    <w:p>
+      <w:r>
+        <w:t xml:space="preserve">İçindeki cesaret, düşündüğünden daha büyüktür.</w:t>
+      </w:r>
+    </w:p>
+    <w:p>
+      <w:r>
+        <w:t xml:space="preserve">Hayatın sana getirdiği değişimlere açık ol.</w:t>
+      </w:r>
+    </w:p>
+    <w:p>
+      <w:r>
+        <w:t xml:space="preserve">Küçük bir tebessüm bile gününün yönünü değiştirebilir.</w:t>
+      </w:r>
+    </w:p>
+    <w:p>
+      <w:r>
+        <w:t xml:space="preserve">Bugün kendi tarafında ol.</w:t>
+      </w:r>
+    </w:p>
+    <w:p>
+      <w:r>
+        <w:t xml:space="preserve">Kendine gösterdiğin anlayış, içsel gücünü artırır.</w:t>
+      </w:r>
+    </w:p>
+    <w:p>
+      <w:r>
+        <w:t xml:space="preserve">Kalbini sevgiye açtığında, hayat da sana açılır.</w:t>
+      </w:r>
+    </w:p>
+    <w:p>
+      <w:r>
+        <w:t xml:space="preserve">Bugün sahip olduğun bilgilerle elinden gelenin en iyisini yapıyorsun.</w:t>
+      </w:r>
+    </w:p>
+    <w:p>
+      <w:r>
+        <w:t xml:space="preserve">İçindeki dengeyi buldukça hayatın da dengelenir.</w:t>
+      </w:r>
+    </w:p>
+    <w:p>
+      <w:r>
+        <w:t xml:space="preserve">Kendine verdiğin sözler değerlidir.</w:t>
+      </w:r>
+    </w:p>
+    <w:p>
+      <w:r>
+        <w:t xml:space="preserve">Her sabah yeni ihtimallerle gelir.</w:t>
+      </w:r>
+    </w:p>
+    <w:p>
+      <w:r>
+        <w:t xml:space="preserve">Bugün ruhuna biraz nefes aldır.</w:t>
+      </w:r>
+    </w:p>
+    <w:p>
+      <w:r>
+        <w:t xml:space="preserve">Hayatın akışı seni olması gereken yere taşıyor.</w:t>
+      </w:r>
+    </w:p>
+    <w:p>
+      <w:r>
+        <w:t xml:space="preserve">Kendi ilerlemeni takdir etmeyi unutma.</w:t>
+      </w:r>
+    </w:p>
+    <w:p>
+      <w:r>
+        <w:t xml:space="preserve">İçindeki ışık bazen sessizdir, ama asla kaybolmaz.</w:t>
+      </w:r>
+    </w:p>
+    <w:p>
+      <w:r>
+        <w:t xml:space="preserve">Bugün güzellikleri fark etmeye niyet et.</w:t>
+      </w:r>
+    </w:p>
+    <w:p>
+      <w:r>
+        <w:t xml:space="preserve">Kendine duyduğun sevgi en büyük gücündür.</w:t>
+      </w:r>
+    </w:p>
+    <w:p>
+      <w:r>
+        <w:t xml:space="preserve">Yolculuğun boyunca attığın her adım anlam taşır.</w:t>
       </w:r>
     </w:p>
     <w:sectPr/>

--- a/Açılış cümlelerim/Açılış cümleleri.docx
+++ b/Açılış cümlelerim/Açılış cümleleri.docx
@@ -1670,6 +1670,151 @@
     <w:p>
       <w:r>
         <w:t xml:space="preserve">Yolculuğun boyunca attığın her adım anlam taşır.</w:t>
+      </w:r>
+    </w:p>
+    <w:p>
+      <w:r>
+        <w:t xml:space="preserve">Kendine inanmak için mükemmel olmayı bekleme.</w:t>
+      </w:r>
+    </w:p>
+    <w:p>
+      <w:r>
+        <w:t xml:space="preserve">Bugün attığın adımlar, yarının temelini oluşturuyor.</w:t>
+      </w:r>
+    </w:p>
+    <w:p>
+      <w:r>
+        <w:t xml:space="preserve">Hayatın içinde sana ayrılmış güzellikler var.</w:t>
+      </w:r>
+    </w:p>
+    <w:p>
+      <w:r>
+        <w:t xml:space="preserve">Kalbinde taşıdığın sevgi seni dönüştürebilir.</w:t>
+      </w:r>
+    </w:p>
+    <w:p>
+      <w:r>
+        <w:t xml:space="preserve">Her gün yeni bir keşif fırsatı sunar.</w:t>
+      </w:r>
+    </w:p>
+    <w:p>
+      <w:r>
+        <w:t xml:space="preserve">İçindeki gücü hatırladığında, yollar açılmaya başlar.</w:t>
+      </w:r>
+    </w:p>
+    <w:p>
+      <w:r>
+        <w:t xml:space="preserve">Bugün kendine biraz daha sabır göster.</w:t>
+      </w:r>
+    </w:p>
+    <w:p>
+      <w:r>
+        <w:t xml:space="preserve">Hayat bazen en güzel cevapları zamana bırakır.</w:t>
+      </w:r>
+    </w:p>
+    <w:p>
+      <w:r>
+        <w:t xml:space="preserve">Ruhunun sesini duymak için biraz yavaşla.</w:t>
+      </w:r>
+    </w:p>
+    <w:p>
+      <w:r>
+        <w:t xml:space="preserve">Her yeni gün taze bir başlangıçtır.</w:t>
+      </w:r>
+    </w:p>
+    <w:p>
+      <w:r>
+        <w:t xml:space="preserve">Kendine verdiğin emek mutlaka karşılığını bulur.</w:t>
+      </w:r>
+    </w:p>
+    <w:p>
+      <w:r>
+        <w:t xml:space="preserve">İç huzurunu korumak, en değerli başarılarından biridir.</w:t>
+      </w:r>
+    </w:p>
+    <w:p>
+      <w:r>
+        <w:t xml:space="preserve">Hayatın akışına güvenmek yüklerini hafifletir.</w:t>
+      </w:r>
+    </w:p>
+    <w:p>
+      <w:r>
+        <w:t xml:space="preserve">Kendi değerini, başkalarının sözleri belirleyemez.</w:t>
+      </w:r>
+    </w:p>
+    <w:p>
+      <w:r>
+        <w:t xml:space="preserve">Bugün umut etmek için güzel bir sebep bul.</w:t>
+      </w:r>
+    </w:p>
+    <w:p>
+      <w:r>
+        <w:t xml:space="preserve">Her deneyim seni daha güçlü bir insana dönüştürüyor.</w:t>
+      </w:r>
+    </w:p>
+    <w:p>
+      <w:r>
+        <w:t xml:space="preserve">Kalbinin ışığı, en karanlık anlarda bile yol gösterebilir.</w:t>
+      </w:r>
+    </w:p>
+    <w:p>
+      <w:r>
+        <w:t xml:space="preserve">Kendini geliştirmek bir varış noktası değil, yaşam biçimidir.</w:t>
+      </w:r>
+    </w:p>
+    <w:p>
+      <w:r>
+        <w:t xml:space="preserve">Bugün kendine iyi gelecek bir seçim yap.</w:t>
+      </w:r>
+    </w:p>
+    <w:p>
+      <w:r>
+        <w:t xml:space="preserve">Hayatındaki küçük mutlulukları büyütmeyi seç.</w:t>
+      </w:r>
+    </w:p>
+    <w:p>
+      <w:r>
+        <w:t xml:space="preserve">İçindeki potansiyel her gün biraz daha ortaya çıkıyor.</w:t>
+      </w:r>
+    </w:p>
+    <w:p>
+      <w:r>
+        <w:t xml:space="preserve">Kendine karşı nazik olmak bir zayıflık değil, güçtür.</w:t>
+      </w:r>
+    </w:p>
+    <w:p>
+      <w:r>
+        <w:t xml:space="preserve">Her nefes, yaşamın sana verdiği yeni bir fırsattır.</w:t>
+      </w:r>
+    </w:p>
+    <w:p>
+      <w:r>
+        <w:t xml:space="preserve">Bugün içindeki huzuru beslemeyi seç.</w:t>
+      </w:r>
+    </w:p>
+    <w:p>
+      <w:r>
+        <w:t xml:space="preserve">Kendi yolculuğunun kıymetini bil.</w:t>
+      </w:r>
+    </w:p>
+    <w:p>
+      <w:r>
+        <w:t xml:space="preserve">Hayat bazen beklediğinden daha güzel sürprizler hazırlar.</w:t>
+      </w:r>
+    </w:p>
+    <w:p>
+      <w:r>
+        <w:t xml:space="preserve">Ruhuna iyi gelen şeyleri önceliklendir.</w:t>
+      </w:r>
+    </w:p>
+    <w:p>
+      <w:r>
+        <w:t xml:space="preserve">Bugün ışığını saklamak yerine paylaş.</w:t>
+      </w:r>
+    </w:p>
+    <w:p>
+      <w:r>
+        <w:t xml:space="preserve">Senin hikâyen, yazılmaya devam eden eşsiz bir eserdir.</w:t>
       </w:r>
     </w:p>
     <w:sectPr/>

--- a/Açılış cümlelerim/Açılış cümleleri.docx
+++ b/Açılış cümlelerim/Açılış cümleleri.docx
@@ -1815,6 +1815,146 @@
     <w:p>
       <w:r>
         <w:t xml:space="preserve">Senin hikâyen, yazılmaya devam eden eşsiz bir eserdir.</w:t>
+      </w:r>
+    </w:p>
+    <w:p>
+      <w:r>
+        <w:t xml:space="preserve">Bugün kalbine iyi gelen bir düşünceyi büyüt.</w:t>
+      </w:r>
+    </w:p>
+    <w:p>
+      <w:r>
+        <w:t xml:space="preserve">Hayat her zaman yeni bir ihtimal sunar.</w:t>
+      </w:r>
+    </w:p>
+    <w:p>
+      <w:r>
+        <w:t xml:space="preserve">Kendine verdiğin değer yaşamına yön verir.</w:t>
+      </w:r>
+    </w:p>
+    <w:p>
+      <w:r>
+        <w:t xml:space="preserve">İçindeki ışık sessizce büyümeye devam ediyor.</w:t>
+      </w:r>
+    </w:p>
+    <w:p>
+      <w:r>
+        <w:t xml:space="preserve">Bugün kendini olduğun gibi kabul etmeyi seç.</w:t>
+      </w:r>
+    </w:p>
+    <w:p>
+      <w:r>
+        <w:t xml:space="preserve">Kalbinin taşıdığı umut seni ileriye çağırıyor.</w:t>
+      </w:r>
+    </w:p>
+    <w:p>
+      <w:r>
+        <w:t xml:space="preserve">Kendine ayırdığın birkaç dakika bile çok değerlidir.</w:t>
+      </w:r>
+    </w:p>
+    <w:p>
+      <w:r>
+        <w:t xml:space="preserve">Bugün ruhunu besleyecek bir seçim yap.</w:t>
+      </w:r>
+    </w:p>
+    <w:p>
+      <w:r>
+        <w:t xml:space="preserve">Her deneyim sana yeni bir kapı açar.</w:t>
+      </w:r>
+    </w:p>
+    <w:p>
+      <w:r>
+        <w:t xml:space="preserve">İç huzurun, en güvenli limanındır.</w:t>
+      </w:r>
+    </w:p>
+    <w:p>
+      <w:r>
+        <w:t xml:space="preserve">Küçük adımların gücünü küçümseme.</w:t>
+      </w:r>
+    </w:p>
+    <w:p>
+      <w:r>
+        <w:t xml:space="preserve">Bugün sahip olduklarının kıymetini hatırla.</w:t>
+      </w:r>
+    </w:p>
+    <w:p>
+      <w:r>
+        <w:t xml:space="preserve">Kendi ışığını görmek için durup kendine bak.</w:t>
+      </w:r>
+    </w:p>
+    <w:p>
+      <w:r>
+        <w:t xml:space="preserve">Hayatın içindeki güzellikler seni bekliyor.</w:t>
+      </w:r>
+    </w:p>
+    <w:p>
+      <w:r>
+        <w:t xml:space="preserve">Kendine duyduğun güven zamanla büyür.</w:t>
+      </w:r>
+    </w:p>
+    <w:p>
+      <w:r>
+        <w:t xml:space="preserve">Bugün geçmişi değil, şu anı yaşamayı seç.</w:t>
+      </w:r>
+    </w:p>
+    <w:p>
+      <w:r>
+        <w:t xml:space="preserve">Ruhunun ihtiyaçlarını sevgiyle dinle.</w:t>
+      </w:r>
+    </w:p>
+    <w:p>
+      <w:r>
+        <w:t xml:space="preserve">Her yeni gün yeni bir sayfa açar.</w:t>
+      </w:r>
+    </w:p>
+    <w:p>
+      <w:r>
+        <w:t xml:space="preserve">Kalbini korkulara değil, ihtimallere aç.</w:t>
+      </w:r>
+    </w:p>
+    <w:p>
+      <w:r>
+        <w:t xml:space="preserve">Bugün içindeki gücü fark etmeye niyet et.</w:t>
+      </w:r>
+    </w:p>
+    <w:p>
+      <w:r>
+        <w:t xml:space="preserve">Hayat bazen sadece devam etmeni ister.</w:t>
+      </w:r>
+    </w:p>
+    <w:p>
+      <w:r>
+        <w:t xml:space="preserve">Kendine gösterdiğin sevgi yaşamını dönüştürür.</w:t>
+      </w:r>
+    </w:p>
+    <w:p>
+      <w:r>
+        <w:t xml:space="preserve">Her nefes sana yeni bir başlangıç sunar.</w:t>
+      </w:r>
+    </w:p>
+    <w:p>
+      <w:r>
+        <w:t xml:space="preserve">Bugün içindeki huzuru korumayı seç.</w:t>
+      </w:r>
+    </w:p>
+    <w:p>
+      <w:r>
+        <w:t xml:space="preserve">Kendi yolunda ilerlemek yeterince değerlidir.</w:t>
+      </w:r>
+    </w:p>
+    <w:p>
+      <w:r>
+        <w:t xml:space="preserve">Hayatın sana getirdiklerine güvenle yaklaş.</w:t>
+      </w:r>
+    </w:p>
+    <w:p>
+      <w:r>
+        <w:t xml:space="preserve">Işığın büyüdükçe çevrene de yansır.</w:t>
+      </w:r>
+    </w:p>
+    <w:p>
+      <w:r>
+        <w:t xml:space="preserve">Sen olduğun hâlinle bu dünyaya bir değer katıyorsun.</w:t>
       </w:r>
     </w:p>
     <w:sectPr/>

--- a/Açılış cümlelerim/Açılış cümleleri.docx
+++ b/Açılış cümlelerim/Açılış cümleleri.docx
@@ -1955,6 +1955,156 @@
     <w:p>
       <w:r>
         <w:t xml:space="preserve">Sen olduğun hâlinle bu dünyaya bir değer katıyorsun.</w:t>
+      </w:r>
+    </w:p>
+    <w:p>
+      <w:r>
+        <w:t xml:space="preserve">Bugün kendine verdiğin sakinlik, en büyük hediyelerden biridir.</w:t>
+      </w:r>
+    </w:p>
+    <w:p>
+      <w:r>
+        <w:t xml:space="preserve">Hayat bazen sadece nefes alıp devam etmeyi ister.</w:t>
+      </w:r>
+    </w:p>
+    <w:p>
+      <w:r>
+        <w:t xml:space="preserve">Kalbinin taşıdığı ışık her gün biraz daha büyüyor.</w:t>
+      </w:r>
+    </w:p>
+    <w:p>
+      <w:r>
+        <w:t xml:space="preserve">Kendine güvenmek için tüm cevapları bilmen gerekmez.</w:t>
+      </w:r>
+    </w:p>
+    <w:p>
+      <w:r>
+        <w:t xml:space="preserve">Bugün içindeki güzellikleri fark etmeye çalış.</w:t>
+      </w:r>
+    </w:p>
+    <w:p>
+      <w:r>
+        <w:t xml:space="preserve">Her gün yeni bir öğrenme fırsatıyla gelir.</w:t>
+      </w:r>
+    </w:p>
+    <w:p>
+      <w:r>
+        <w:t xml:space="preserve">Hayatın sana sunduğu küçük mucizeleri kaçırma.</w:t>
+      </w:r>
+    </w:p>
+    <w:p>
+      <w:r>
+        <w:t xml:space="preserve">Kendi yolculuğuna sevgiyle eşlik et.</w:t>
+      </w:r>
+    </w:p>
+    <w:p>
+      <w:r>
+        <w:t xml:space="preserve">Bugün kendini yargılamak yerine anlamayı seç.</w:t>
+      </w:r>
+    </w:p>
+    <w:p>
+      <w:r>
+        <w:t xml:space="preserve">İçindeki güç, sessiz zamanlarda ortaya çıkar.</w:t>
+      </w:r>
+    </w:p>
+    <w:p>
+      <w:r>
+        <w:t xml:space="preserve">Her yeni sabah umutla yeniden doğar.</w:t>
+      </w:r>
+    </w:p>
+    <w:p>
+      <w:r>
+        <w:t xml:space="preserve">Kendine gösterdiğin şefkat ruhunu iyileştirir.</w:t>
+      </w:r>
+    </w:p>
+    <w:p>
+      <w:r>
+        <w:t xml:space="preserve">Hayatın içinde sana ayrılmış nice güzellik var.</w:t>
+      </w:r>
+    </w:p>
+    <w:p>
+      <w:r>
+        <w:t xml:space="preserve">Bugün kalbinin sesini biraz daha dinle.</w:t>
+      </w:r>
+    </w:p>
+    <w:p>
+      <w:r>
+        <w:t xml:space="preserve">Kendi değerini hatırlamak, dönüşümün başlangıcıdır.</w:t>
+      </w:r>
+    </w:p>
+    <w:p>
+      <w:r>
+        <w:t xml:space="preserve">Her deneyim sana yeni bir bakış açısı kazandırır.</w:t>
+      </w:r>
+    </w:p>
+    <w:p>
+      <w:r>
+        <w:t xml:space="preserve">Ruhun huzur bulduğunda, hayat daha hafif gelir.</w:t>
+      </w:r>
+    </w:p>
+    <w:p>
+      <w:r>
+        <w:t xml:space="preserve">Bugün bir şeyleri aceleye getirmemeyi seç.</w:t>
+      </w:r>
+    </w:p>
+    <w:p>
+      <w:r>
+        <w:t xml:space="preserve">İçindeki sevgi büyüdükçe korkular küçülür.</w:t>
+      </w:r>
+    </w:p>
+    <w:p>
+      <w:r>
+        <w:t xml:space="preserve">Hayatın akışı, çoğu zaman sandığından daha bilgedir.</w:t>
+      </w:r>
+    </w:p>
+    <w:p>
+      <w:r>
+        <w:t xml:space="preserve">Bugün kendine minnet duymak için bir sebep bul.</w:t>
+      </w:r>
+    </w:p>
+    <w:p>
+      <w:r>
+        <w:t xml:space="preserve">Kendi ilerlemeni fark etmek de bir başarıdır.</w:t>
+      </w:r>
+    </w:p>
+    <w:p>
+      <w:r>
+        <w:t xml:space="preserve">Her gün biraz daha olgunlaşıyor ve gelişiyorsun.</w:t>
+      </w:r>
+    </w:p>
+    <w:p>
+      <w:r>
+        <w:t xml:space="preserve">Kalbin açık olduğunda yeni kapılar açılır.</w:t>
+      </w:r>
+    </w:p>
+    <w:p>
+      <w:r>
+        <w:t xml:space="preserve">Bugün içindeki ışığın yol göstermesine izin ver.</w:t>
+      </w:r>
+    </w:p>
+    <w:p>
+      <w:r>
+        <w:t xml:space="preserve">Hayatın her döneminin sana öğreteceği bir şey vardır.</w:t>
+      </w:r>
+    </w:p>
+    <w:p>
+      <w:r>
+        <w:t xml:space="preserve">Kendini olduğun gibi kabul etmek büyük bir güçtür.</w:t>
+      </w:r>
+    </w:p>
+    <w:p>
+      <w:r>
+        <w:t xml:space="preserve">Bugün huzuru seçmek senin elinde.</w:t>
+      </w:r>
+    </w:p>
+    <w:p>
+      <w:r>
+        <w:t xml:space="preserve">Ruhuna iyi gelen şeyleri önemse.</w:t>
+      </w:r>
+    </w:p>
+    <w:p>
+      <w:r>
+        <w:t xml:space="preserve">Sen, kendi hayatının en değerli yolcususun.</w:t>
       </w:r>
     </w:p>
     <w:sectPr/>

--- a/Açılış cümlelerim/Açılış cümleleri.docx
+++ b/Açılış cümlelerim/Açılış cümleleri.docx
@@ -2105,6 +2105,156 @@
     <w:p>
       <w:r>
         <w:t xml:space="preserve">Sen, kendi hayatının en değerli yolcususun.</w:t>
+      </w:r>
+    </w:p>
+    <w:p>
+      <w:r>
+        <w:t xml:space="preserve">Bazı kapılar yalnızca sabırla bekleyenlere açılır.</w:t>
+      </w:r>
+    </w:p>
+    <w:p>
+      <w:r>
+        <w:t xml:space="preserve">Bugün içindeki sessiz gücü keşfetmeye niyet et.</w:t>
+      </w:r>
+    </w:p>
+    <w:p>
+      <w:r>
+        <w:t xml:space="preserve">Hayatın sana anlattığı hikâyeyi dikkatle dinle.</w:t>
+      </w:r>
+    </w:p>
+    <w:p>
+      <w:r>
+        <w:t xml:space="preserve">Kendine alan tanıdığında dönüşüm başlar.</w:t>
+      </w:r>
+    </w:p>
+    <w:p>
+      <w:r>
+        <w:t xml:space="preserve">Büyümek bazen bırakabilme cesaretidir.</w:t>
+      </w:r>
+    </w:p>
+    <w:p>
+      <w:r>
+        <w:t xml:space="preserve">Bugün kendine daha yumuşak davran.</w:t>
+      </w:r>
+    </w:p>
+    <w:p>
+      <w:r>
+        <w:t xml:space="preserve">Her mevsimin ruhuna kattığı bir hediye vardır.</w:t>
+      </w:r>
+    </w:p>
+    <w:p>
+      <w:r>
+        <w:t xml:space="preserve">Kalbin yorulduğunda dinlenmek de ilerlemenin bir parçasıdır.</w:t>
+      </w:r>
+    </w:p>
+    <w:p>
+      <w:r>
+        <w:t xml:space="preserve">Hayat seni olduğun yerden alıp olabileceğin yere taşır.</w:t>
+      </w:r>
+    </w:p>
+    <w:p>
+      <w:r>
+        <w:t xml:space="preserve">Kendi iç dünyana yaptığın yolculuk, en değerli yolculuktur.</w:t>
+      </w:r>
+    </w:p>
+    <w:p>
+      <w:r>
+        <w:t xml:space="preserve">Bugün bir an dur ve ne kadar yol geldiğini hatırla.</w:t>
+      </w:r>
+    </w:p>
+    <w:p>
+      <w:r>
+        <w:t xml:space="preserve">Bazı cevaplar zamanla değil, farkındalıkla gelir.</w:t>
+      </w:r>
+    </w:p>
+    <w:p>
+      <w:r>
+        <w:t xml:space="preserve">Ruhunun fısıltılarını duymayı ihmal etme.</w:t>
+      </w:r>
+    </w:p>
+    <w:p>
+      <w:r>
+        <w:t xml:space="preserve">Kendini seçmek, bazen vereceğin en doğru karardır.</w:t>
+      </w:r>
+    </w:p>
+    <w:p>
+      <w:r>
+        <w:t xml:space="preserve">Bugün küçük bir iyilik yap ve etkisini izle.</w:t>
+      </w:r>
+    </w:p>
+    <w:p>
+      <w:r>
+        <w:t xml:space="preserve">Hayatın güzelliği kusursuz olmasında değil, gerçek olmasındadır.</w:t>
+      </w:r>
+    </w:p>
+    <w:p>
+      <w:r>
+        <w:t xml:space="preserve">Kendi ışığını kabul ettiğinde, gölgeler seni korkutmaz.</w:t>
+      </w:r>
+    </w:p>
+    <w:p>
+      <w:r>
+        <w:t xml:space="preserve">Her sonbahar, yeni bir baharın habercisidir.</w:t>
+      </w:r>
+    </w:p>
+    <w:p>
+      <w:r>
+        <w:t xml:space="preserve">Bugün içindeki merakı canlı tut.</w:t>
+      </w:r>
+    </w:p>
+    <w:p>
+      <w:r>
+        <w:t xml:space="preserve">Bazen yön değiştirmek de doğru yolda olmaktır.</w:t>
+      </w:r>
+    </w:p>
+    <w:p>
+      <w:r>
+        <w:t xml:space="preserve">Kalbinde taşıdığın sevgi sana her zaman geri döner.</w:t>
+      </w:r>
+    </w:p>
+    <w:p>
+      <w:r>
+        <w:t xml:space="preserve">Kendine güvenmek, bilinmeyene atılan sessiz bir adımdır.</w:t>
+      </w:r>
+    </w:p>
+    <w:p>
+      <w:r>
+        <w:t xml:space="preserve">Hayatın akışında sana ait bir yer her zaman vardır.</w:t>
+      </w:r>
+    </w:p>
+    <w:p>
+      <w:r>
+        <w:t xml:space="preserve">Bugün sahip olduğun huzuru korumaya odaklan.</w:t>
+      </w:r>
+    </w:p>
+    <w:p>
+      <w:r>
+        <w:t xml:space="preserve">Ruhun da bedenin gibi ilgi ve sevgi ister.</w:t>
+      </w:r>
+    </w:p>
+    <w:p>
+      <w:r>
+        <w:t xml:space="preserve">Her yeni deneyim seni kendine biraz daha yaklaştırır.</w:t>
+      </w:r>
+    </w:p>
+    <w:p>
+      <w:r>
+        <w:t xml:space="preserve">Bazı mucizeler sessizce gerçekleşir.</w:t>
+      </w:r>
+    </w:p>
+    <w:p>
+      <w:r>
+        <w:t xml:space="preserve">Bugün kalbini umutla doldur.</w:t>
+      </w:r>
+    </w:p>
+    <w:p>
+      <w:r>
+        <w:t xml:space="preserve">İçindeki dengeyi buldukça dış dünyan da değişir.</w:t>
+      </w:r>
+    </w:p>
+    <w:p>
+      <w:r>
+        <w:t xml:space="preserve">Senin ışığın, yalnızca sana ait olan eşsiz bir hediyedir.</w:t>
       </w:r>
     </w:p>
     <w:sectPr/>

--- a/Açılış cümlelerim/Açılış cümleleri.docx
+++ b/Açılış cümlelerim/Açılış cümleleri.docx
@@ -2255,6 +2255,156 @@
     <w:p>
       <w:r>
         <w:t xml:space="preserve">Senin ışığın, yalnızca sana ait olan eşsiz bir hediyedir.</w:t>
+      </w:r>
+    </w:p>
+    <w:p>
+      <w:r>
+        <w:t xml:space="preserve">Bugün kendine vereceğin en güzel cevap, kendin olmaktır.</w:t>
+      </w:r>
+    </w:p>
+    <w:p>
+      <w:r>
+        <w:t xml:space="preserve">Hayat bazen planladıklarından daha güzel yollar çizer.</w:t>
+      </w:r>
+    </w:p>
+    <w:p>
+      <w:r>
+        <w:t xml:space="preserve">Kalbinin yönünü kaybettiğinde nefesine dön.</w:t>
+      </w:r>
+    </w:p>
+    <w:p>
+      <w:r>
+        <w:t xml:space="preserve">Kendi içinde bulduğun huzur kalıcıdır.</w:t>
+      </w:r>
+    </w:p>
+    <w:p>
+      <w:r>
+        <w:t xml:space="preserve">Bugün beklentilerini değil, anı yaşamayı seç.</w:t>
+      </w:r>
+    </w:p>
+    <w:p>
+      <w:r>
+        <w:t xml:space="preserve">Her gün ruhuna yeni bir renk ekler.</w:t>
+      </w:r>
+    </w:p>
+    <w:p>
+      <w:r>
+        <w:t xml:space="preserve">Bazen ilerleme, yalnızca vazgeçmemektir.</w:t>
+      </w:r>
+    </w:p>
+    <w:p>
+      <w:r>
+        <w:t xml:space="preserve">İçindeki ışık, başkalarının fark etmesine ihtiyaç duymaz.</w:t>
+      </w:r>
+    </w:p>
+    <w:p>
+      <w:r>
+        <w:t xml:space="preserve">Hayatın sana sunduğu dersleri sevgiyle karşıla.</w:t>
+      </w:r>
+    </w:p>
+    <w:p>
+      <w:r>
+        <w:t xml:space="preserve">Bugün küçük bir mutluluğun peşinden git.</w:t>
+      </w:r>
+    </w:p>
+    <w:p>
+      <w:r>
+        <w:t xml:space="preserve">Kendine verdiğin izinler özgürlüğünü büyütür.</w:t>
+      </w:r>
+    </w:p>
+    <w:p>
+      <w:r>
+        <w:t xml:space="preserve">Her gün yeniden şekillenen bir hikâyesin.</w:t>
+      </w:r>
+    </w:p>
+    <w:p>
+      <w:r>
+        <w:t xml:space="preserve">Kalbin açık olduğunda hayat da sana açılır.</w:t>
+      </w:r>
+    </w:p>
+    <w:p>
+      <w:r>
+        <w:t xml:space="preserve">Bugün içindeki çocuğu gülümsetecek bir şey yap.</w:t>
+      </w:r>
+    </w:p>
+    <w:p>
+      <w:r>
+        <w:t xml:space="preserve">Bazı yollar yürüdükçe güzelleşir.</w:t>
+      </w:r>
+    </w:p>
+    <w:p>
+      <w:r>
+        <w:t xml:space="preserve">Ruhunun dinlenmeye ihtiyacı olduğunda bunu erteleme.</w:t>
+      </w:r>
+    </w:p>
+    <w:p>
+      <w:r>
+        <w:t xml:space="preserve">Hayatın en güzel anları, çoğu zaman plansız gelir.</w:t>
+      </w:r>
+    </w:p>
+    <w:p>
+      <w:r>
+        <w:t xml:space="preserve">Bugün kendine karşı daha anlayışlı ol.</w:t>
+      </w:r>
+    </w:p>
+    <w:p>
+      <w:r>
+        <w:t xml:space="preserve">Kendi gerçeğini yaşamak büyük bir cesarettir.</w:t>
+      </w:r>
+    </w:p>
+    <w:p>
+      <w:r>
+        <w:t xml:space="preserve">Her sabah yeni bir umut taşır; yeter ki görmeyi seç.</w:t>
+      </w:r>
+    </w:p>
+    <w:p>
+      <w:r>
+        <w:t xml:space="preserve">İçindeki sakinlik, en zor günlerde bile seninledir.</w:t>
+      </w:r>
+    </w:p>
+    <w:p>
+      <w:r>
+        <w:t xml:space="preserve">Bugün bir yükü omuzlarından bırakmayı dene.</w:t>
+      </w:r>
+    </w:p>
+    <w:p>
+      <w:r>
+        <w:t xml:space="preserve">Hayatın sana verdiği armağanları fark etmeye başla.</w:t>
+      </w:r>
+    </w:p>
+    <w:p>
+      <w:r>
+        <w:t xml:space="preserve">Kendine güvenmek, yolun tamamını görmek değil; ilk adımı atmaktır.</w:t>
+      </w:r>
+    </w:p>
+    <w:p>
+      <w:r>
+        <w:t xml:space="preserve">Ruhunun büyümesine izin ver.</w:t>
+      </w:r>
+    </w:p>
+    <w:p>
+      <w:r>
+        <w:t xml:space="preserve">Bugün bir anlığına gökyüzüne bak ve derin bir nefes al.</w:t>
+      </w:r>
+    </w:p>
+    <w:p>
+      <w:r>
+        <w:t xml:space="preserve">Kendi ışığını korumak da bir sorumluluktur.</w:t>
+      </w:r>
+    </w:p>
+    <w:p>
+      <w:r>
+        <w:t xml:space="preserve">Hayat bazen cevapları değil, deneyimleri getirir.</w:t>
+      </w:r>
+    </w:p>
+    <w:p>
+      <w:r>
+        <w:t xml:space="preserve">Bugün kalbinde taşıdığın güzellikleri hatırla.</w:t>
+      </w:r>
+    </w:p>
+    <w:p>
+      <w:r>
+        <w:t xml:space="preserve">Sen değiştikçe baktığın dünya da değişir.</w:t>
       </w:r>
     </w:p>
     <w:sectPr/>

--- a/Açılış cümlelerim/Açılış cümleleri.docx
+++ b/Açılış cümlelerim/Açılış cümleleri.docx
@@ -2405,6 +2405,156 @@
     <w:p>
       <w:r>
         <w:t xml:space="preserve">Sen değiştikçe baktığın dünya da değişir.</w:t>
+      </w:r>
+    </w:p>
+    <w:p>
+      <w:r>
+        <w:t xml:space="preserve">Bugün kendinle kurduğun bağa biraz daha özen göster.</w:t>
+      </w:r>
+    </w:p>
+    <w:p>
+      <w:r>
+        <w:t xml:space="preserve">Hayatın sunduğu her deneyim bir iz bırakır.</w:t>
+      </w:r>
+    </w:p>
+    <w:p>
+      <w:r>
+        <w:t xml:space="preserve">Kalbin yorulduğunda ona şefkatle yaklaş.</w:t>
+      </w:r>
+    </w:p>
+    <w:p>
+      <w:r>
+        <w:t xml:space="preserve">Her gün, içinde keşfedilmeyi bekleyen bir bilgelik taşır.</w:t>
+      </w:r>
+    </w:p>
+    <w:p>
+      <w:r>
+        <w:t xml:space="preserve">Bugün yalnızca olduğun kişi olman yeterlidir.</w:t>
+      </w:r>
+    </w:p>
+    <w:p>
+      <w:r>
+        <w:t xml:space="preserve">Ruhunu besleyen şeyler hayatını da besler.</w:t>
+      </w:r>
+    </w:p>
+    <w:p>
+      <w:r>
+        <w:t xml:space="preserve">Bazı değişimler sessizce gerçekleşir.</w:t>
+      </w:r>
+    </w:p>
+    <w:p>
+      <w:r>
+        <w:t xml:space="preserve">Kendine verdiğin değer seçimlerine yansır.</w:t>
+      </w:r>
+    </w:p>
+    <w:p>
+      <w:r>
+        <w:t xml:space="preserve">Bugün bir anlığına dur ve güzellikleri fark et.</w:t>
+      </w:r>
+    </w:p>
+    <w:p>
+      <w:r>
+        <w:t xml:space="preserve">Hayatın ritmi her zaman hızdan ibaret değildir.</w:t>
+      </w:r>
+    </w:p>
+    <w:p>
+      <w:r>
+        <w:t xml:space="preserve">İçindeki umut yeniden filizlenmeyi bilir.</w:t>
+      </w:r>
+    </w:p>
+    <w:p>
+      <w:r>
+        <w:t xml:space="preserve">Her gün, yeni bir farkındalık kazanma fırsatıdır.</w:t>
+      </w:r>
+    </w:p>
+    <w:p>
+      <w:r>
+        <w:t xml:space="preserve">Kalbinin hafiflemesine izin ver.</w:t>
+      </w:r>
+    </w:p>
+    <w:p>
+      <w:r>
+        <w:t xml:space="preserve">Bugün sahip olduğun güç, geçmişteki mücadelelerinin sonucudur.</w:t>
+      </w:r>
+    </w:p>
+    <w:p>
+      <w:r>
+        <w:t xml:space="preserve">Ruhun huzur bulduğunda düşüncelerin de berraklaşır.</w:t>
+      </w:r>
+    </w:p>
+    <w:p>
+      <w:r>
+        <w:t xml:space="preserve">Hayat bazen sadece güvenmeni ister.</w:t>
+      </w:r>
+    </w:p>
+    <w:p>
+      <w:r>
+        <w:t xml:space="preserve">Kendine karşı dürüst olmak, içsel özgürlüğün kapısını açar.</w:t>
+      </w:r>
+    </w:p>
+    <w:p>
+      <w:r>
+        <w:t xml:space="preserve">Bugün bir düşünceni sevgiyle değiştir.</w:t>
+      </w:r>
+    </w:p>
+    <w:p>
+      <w:r>
+        <w:t xml:space="preserve">İçindeki deniz bazen dalgalı, bazen sakindir; ikisi de doğaldır.</w:t>
+      </w:r>
+    </w:p>
+    <w:p>
+      <w:r>
+        <w:t xml:space="preserve">Her sabah yeni ihtimallerle birlikte gelir.</w:t>
+      </w:r>
+    </w:p>
+    <w:p>
+      <w:r>
+        <w:t xml:space="preserve">Kalbinin taşıdığı iyilik çevrene yayılır.</w:t>
+      </w:r>
+    </w:p>
+    <w:p>
+      <w:r>
+        <w:t xml:space="preserve">Bugün kendine biraz daha yakın ol.</w:t>
+      </w:r>
+    </w:p>
+    <w:p>
+      <w:r>
+        <w:t xml:space="preserve">Hayatın her döneminin kendine ait bir güzelliği vardır.</w:t>
+      </w:r>
+    </w:p>
+    <w:p>
+      <w:r>
+        <w:t xml:space="preserve">Ruhunu yoran şeyleri bırakmayı öğren.</w:t>
+      </w:r>
+    </w:p>
+    <w:p>
+      <w:r>
+        <w:t xml:space="preserve">Her adımın seni bir yere taşıyor.</w:t>
+      </w:r>
+    </w:p>
+    <w:p>
+      <w:r>
+        <w:t xml:space="preserve">Bugün içindeki sessizliği dinle.</w:t>
+      </w:r>
+    </w:p>
+    <w:p>
+      <w:r>
+        <w:t xml:space="preserve">Kendi yolunu çizmek için başkalarının izlerini takip etmek zorunda değilsin.</w:t>
+      </w:r>
+    </w:p>
+    <w:p>
+      <w:r>
+        <w:t xml:space="preserve">Hayat sana her gün yeni bir seçim hakkı sunar.</w:t>
+      </w:r>
+    </w:p>
+    <w:p>
+      <w:r>
+        <w:t xml:space="preserve">Kalbinde taşıdığın ışık yolunu bulmana yardımcı olur.</w:t>
+      </w:r>
+    </w:p>
+    <w:p>
+      <w:r>
+        <w:t xml:space="preserve">Senin hikâyen, her gün yeniden yazılan değerli bir eserdir.</w:t>
       </w:r>
     </w:p>
     <w:sectPr/>

--- a/Açılış cümlelerim/Açılış cümleleri.docx
+++ b/Açılış cümlelerim/Açılış cümleleri.docx
@@ -2555,6 +2555,156 @@
     <w:p>
       <w:r>
         <w:t xml:space="preserve">Senin hikâyen, her gün yeniden yazılan değerli bir eserdir.</w:t>
+      </w:r>
+    </w:p>
+    <w:p>
+      <w:r>
+        <w:t xml:space="preserve">Bugün içindeki sakin gücü fark etmeye niyet et.</w:t>
+      </w:r>
+    </w:p>
+    <w:p>
+      <w:r>
+        <w:t xml:space="preserve">Hayat bazen seni durdurmaz, sadece yönünü değiştirir.</w:t>
+      </w:r>
+    </w:p>
+    <w:p>
+      <w:r>
+        <w:t xml:space="preserve">Kalbinin taşıdığı umut her zaman yeni yollar bulur.</w:t>
+      </w:r>
+    </w:p>
+    <w:p>
+      <w:r>
+        <w:t xml:space="preserve">Kendine verdiğin emek görünmese bile büyümeye devam eder.</w:t>
+      </w:r>
+    </w:p>
+    <w:p>
+      <w:r>
+        <w:t xml:space="preserve">Bugün kendin için iyi bir şey yapmayı unutma.</w:t>
+      </w:r>
+    </w:p>
+    <w:p>
+      <w:r>
+        <w:t xml:space="preserve">Ruhunun ihtiyaç duyduğu şey çoğu zaman sadeliktir.</w:t>
+      </w:r>
+    </w:p>
+    <w:p>
+      <w:r>
+        <w:t xml:space="preserve">Her gün, içinde yeni bir olasılık barındırır.</w:t>
+      </w:r>
+    </w:p>
+    <w:p>
+      <w:r>
+        <w:t xml:space="preserve">Kendini keşfetmek, varacağın en güzel yolculuklardan biridir.</w:t>
+      </w:r>
+    </w:p>
+    <w:p>
+      <w:r>
+        <w:t xml:space="preserve">Bugün içindeki ışığın biraz daha parlamasına izin ver.</w:t>
+      </w:r>
+    </w:p>
+    <w:p>
+      <w:r>
+        <w:t xml:space="preserve">Hayatın tüm cevaplarını bugün bilmek zorunda değilsin.</w:t>
+      </w:r>
+    </w:p>
+    <w:p>
+      <w:r>
+        <w:t xml:space="preserve">Kalbinin huzur bulduğu yer, senin evindir.</w:t>
+      </w:r>
+    </w:p>
+    <w:p>
+      <w:r>
+        <w:t xml:space="preserve">Kendine gösterdiğin saygı geleceğini şekillendirir.</w:t>
+      </w:r>
+    </w:p>
+    <w:p>
+      <w:r>
+        <w:t xml:space="preserve">Bugün güzellikleri görmek için bakışını değiştir.</w:t>
+      </w:r>
+    </w:p>
+    <w:p>
+      <w:r>
+        <w:t xml:space="preserve">Her mevsim kendi hediyesiyle gelir.</w:t>
+      </w:r>
+    </w:p>
+    <w:p>
+      <w:r>
+        <w:t xml:space="preserve">İçindeki cesaret, düşündüğünden daha derin köklere sahiptir.</w:t>
+      </w:r>
+    </w:p>
+    <w:p>
+      <w:r>
+        <w:t xml:space="preserve">Hayat bazen sana beklemeyi değil, güvenmeyi öğretir.</w:t>
+      </w:r>
+    </w:p>
+    <w:p>
+      <w:r>
+        <w:t xml:space="preserve">Bugün yalnızca zihnini değil, kalbini de dinle.</w:t>
+      </w:r>
+    </w:p>
+    <w:p>
+      <w:r>
+        <w:t xml:space="preserve">Kendine verdiğin sözler karakterini oluşturur.</w:t>
+      </w:r>
+    </w:p>
+    <w:p>
+      <w:r>
+        <w:t xml:space="preserve">Her gün biraz daha olgunlaşıyor ve dönüşüyorsun.</w:t>
+      </w:r>
+    </w:p>
+    <w:p>
+      <w:r>
+        <w:t xml:space="preserve">Ruhunu hafifleten seçimler yapmaya cesaret et.</w:t>
+      </w:r>
+    </w:p>
+    <w:p>
+      <w:r>
+        <w:t xml:space="preserve">Bugün yeni bir bakış açısına kapı aç.</w:t>
+      </w:r>
+    </w:p>
+    <w:p>
+      <w:r>
+        <w:t xml:space="preserve">Kalbindeki sevgi, en güçlü dönüşüm aracıdır.</w:t>
+      </w:r>
+    </w:p>
+    <w:p>
+      <w:r>
+        <w:t xml:space="preserve">Hayatın akışı içinde sana ait bir düzen vardır.</w:t>
+      </w:r>
+    </w:p>
+    <w:p>
+      <w:r>
+        <w:t xml:space="preserve">Kendini sürekli kanıtlamak zorunda değilsin.</w:t>
+      </w:r>
+    </w:p>
+    <w:p>
+      <w:r>
+        <w:t xml:space="preserve">Bugün yalnızca nefes almak bile yeterli olabilir.</w:t>
+      </w:r>
+    </w:p>
+    <w:p>
+      <w:r>
+        <w:t xml:space="preserve">İçindeki dinginlik, her zaman ulaşabileceğin bir yerdedir.</w:t>
+      </w:r>
+    </w:p>
+    <w:p>
+      <w:r>
+        <w:t xml:space="preserve">Her yeni gün, eski yükleri bırakmak için bir fırsattır.</w:t>
+      </w:r>
+    </w:p>
+    <w:p>
+      <w:r>
+        <w:t xml:space="preserve">Kendi ışığını görmek için bazen durup kendine dönmen gerekir.</w:t>
+      </w:r>
+    </w:p>
+    <w:p>
+      <w:r>
+        <w:t xml:space="preserve">Hayatın sana sunduğu güzellikleri kabul etmeye açık ol.</w:t>
+      </w:r>
+    </w:p>
+    <w:p>
+      <w:r>
+        <w:t xml:space="preserve">Sen, olduğundan fazlası olmaya değil, özüne yaklaşmaya geldin.</w:t>
       </w:r>
     </w:p>
     <w:sectPr/>

--- a/Açılış cümlelerim/Açılış cümleleri.docx
+++ b/Açılış cümlelerim/Açılış cümleleri.docx
@@ -4,12 +4,12 @@
   <w:body>
     <w:p>
       <w:r>
-        <w:t xml:space="preserve">Dışa bakan rüya görür, içe bakan uyanır.</w:t>
-      </w:r>
-    </w:p>
-    <w:p>
-      <w:r>
-        <w:t xml:space="preserve">Bilinçaltını bilince dönüştürene kadar, o seni yönetir; sen buna kader dersin.</w:t>
+        <w:t xml:space="preserve">Cevabı dışarıda arayan oyalanır; içine dönen uyanır.</w:t>
+      </w:r>
+    </w:p>
+    <w:p>
+      <w:r>
+        <w:t xml:space="preserve">Fark etmediğin iç dünyan seçimlerini yönetir; sen ona kader adını verirsin.</w:t>
       </w:r>
     </w:p>
     <w:p>
@@ -29,7 +29,7 @@
     </w:p>
     <w:p>
       <w:r>
-        <w:t xml:space="preserve">Aydınlanmak, ışığı hayal etmekle değil, karanlığı fark etmekle başlar.</w:t>
+        <w:t xml:space="preserve">Aydınlanmak parlak hayaller kurmakla değil, içindeki gölgeyi görmekle başlar.</w:t>
       </w:r>
     </w:p>
     <w:p>
@@ -64,7 +64,7 @@
     </w:p>
     <w:p>
       <w:r>
-        <w:t xml:space="preserve">İki insan, iki kimyasal madde gibidir: tepki varsa ikisi de dönüşür.</w:t>
+        <w:t xml:space="preserve">İki insan karşılaştığında, aralarında gerçek bir tepkime olursa ikisi de değişir.</w:t>
       </w:r>
     </w:p>
     <w:p>
@@ -129,7 +129,7 @@
     </w:p>
     <w:p>
       <w:r>
-        <w:t xml:space="preserve">Asıl seçim doğruyla yanlış değil; anlamla anlamsızlık arasındadır.</w:t>
+        <w:t xml:space="preserve">Gerçek seçim çoğu zaman iyi-kötü değil, anlamlı-anlamsız arasındadır.</w:t>
       </w:r>
     </w:p>
     <w:p>
@@ -184,7 +184,7 @@
     </w:p>
     <w:p>
       <w:r>
-        <w:t xml:space="preserve">Minnettarlık, almanın en yüksek hâlidir.</w:t>
+        <w:t xml:space="preserve">Şükran, bolluğa açılan en güçlü duygudur.</w:t>
       </w:r>
     </w:p>
     <w:p>
@@ -229,12 +229,12 @@
     </w:p>
     <w:p>
       <w:r>
-        <w:t xml:space="preserve">Yeni bir sonuç istiyorsan, eski benlik olma alışkanlığını kır ve yeniden doğ.</w:t>
-      </w:r>
-    </w:p>
-    <w:p>
-      <w:r>
-        <w:t xml:space="preserve">Öyle güçlü bir minnet duy ki, yeni hayatın çoktan gerçekleşmiş gibi hisset.</w:t>
+        <w:t xml:space="preserve">Farklı bir sonuç istiyorsan, her gün aynı kişi olma alışkanlığını değiştir.</w:t>
+      </w:r>
+    </w:p>
+    <w:p>
+      <w:r>
+        <w:t xml:space="preserve">İstediğin hayatı, sanki çoktan yaşıyormuşçasına şükranla hisset.</w:t>
       </w:r>
     </w:p>
     <w:p>
@@ -254,7 +254,7 @@
     </w:p>
     <w:p>
       <w:r>
-        <w:t xml:space="preserve">Bir türlü düşünüp başka türlü hissederken, hayatının değişmesini bekleme.</w:t>
+        <w:t xml:space="preserve">Düşüncenle hissin farklı yönlere çekerken, hayatın da yerinde sayar.</w:t>
       </w:r>
     </w:p>
     <w:p>
@@ -274,7 +274,7 @@
     </w:p>
     <w:p>
       <w:r>
-        <w:t xml:space="preserve">Gerçek bir meditasyon, kalktığında seni değiştirmiş olandır.</w:t>
+        <w:t xml:space="preserve">İyi bir dinginlik anı, bittiğinde seni biraz değişmiş bırakır.</w:t>
       </w:r>
     </w:p>
     <w:p>
@@ -304,7 +304,7 @@
     </w:p>
     <w:p>
       <w:r>
-        <w:t xml:space="preserve">Zihin bedene egemen olduğunda, gerçek değişim başlar.</w:t>
+        <w:t xml:space="preserve">Zihnin sakinleşip yön verdiğinde, kalıcı değişim filizlenir.</w:t>
       </w:r>
     </w:p>
     <w:p>
@@ -374,12 +374,12 @@
     </w:p>
     <w:p>
       <w:r>
-        <w:t xml:space="preserve">Bazen ışığımız söner, sonra başka biri onu yeniden yakar; bu insanlara minnettarız.</w:t>
-      </w:r>
-    </w:p>
-    <w:p>
-      <w:r>
-        <w:t xml:space="preserve">Sana gelen herkes daha mutlu ayrılsın; bakışında ve gülüşünde nezaket olsun.</w:t>
+        <w:t xml:space="preserve">Bazen içimizdeki ışık zayıflar; bir başkasının sıcaklığı onu yeniden canlandırır.</w:t>
+      </w:r>
+    </w:p>
+    <w:p>
+      <w:r>
+        <w:t xml:space="preserve">Yanına gelen herkes biraz daha hafiflemiş ayrılsın; bakışın ve gülüşün nazik olsun.</w:t>
       </w:r>
     </w:p>
     <w:p>
@@ -389,17 +389,17 @@
     </w:p>
     <w:p>
       <w:r>
-        <w:t xml:space="preserve">Senin yapamadığını ben, benim yapamadığımı sen yaparsın; birlikte harikalar yaratırız.</w:t>
-      </w:r>
-    </w:p>
-    <w:p>
-      <w:r>
-        <w:t xml:space="preserve">Yaptığın, okyanusta bir damla olabilir; ama o damla olmasa okyanus eksik kalırdı.</w:t>
-      </w:r>
-    </w:p>
-    <w:p>
-      <w:r>
-        <w:t xml:space="preserve">Büyük işler yoktur; yalnızca büyük sevgiyle yapılmış küçük işler vardır.</w:t>
+        <w:t xml:space="preserve">Senin eksiğini ben, benim eksiğimi sen tamamlarsın; birlikte daha güzelini yaparız.</w:t>
+      </w:r>
+    </w:p>
+    <w:p>
+      <w:r>
+        <w:t xml:space="preserve">Attığın küçük adım denizde bir damla sanılır; oysa o damla olmadan bütün eksik kalır.</w:t>
+      </w:r>
+    </w:p>
+    <w:p>
+      <w:r>
+        <w:t xml:space="preserve">Küçük işleri büyük yapan, onları yaparken koyduğun sevgidir.</w:t>
       </w:r>
     </w:p>
     <w:p>
@@ -419,7 +419,7 @@
     </w:p>
     <w:p>
       <w:r>
-        <w:t xml:space="preserve">Herkes özgün doğar; çoğu kopya olarak ölür.</w:t>
+        <w:t xml:space="preserve">Her birimiz benzersiz başlarız; çoğu zaman kalabalığa benzeyerek biteriz.</w:t>
       </w:r>
     </w:p>
     <w:p>
